--- a/기획서.docx
+++ b/기획서.docx
@@ -635,6 +635,126 @@
         </w:rPr>
         <w:t xml:space="preserve">Streamlit UI</w:t>
       </w:r>
+      <w:r>
+        <w:t xml:space="preserve"> </w:t>
+      </w:r>
+      <w:r>
+        <w:t xml:space="preserve">→</w:t>
+      </w:r>
+      <w:r>
+        <w:t xml:space="preserve"> </w:t>
+      </w:r>
+      <w:r>
+        <w:rPr>
+          <w:b/>
+          <w:bCs/>
+        </w:rPr>
+        <w:t xml:space="preserve">멀티 에이전트 오케스트레이션</w:t>
+      </w:r>
+    </w:p>
+    <w:p>
+      <w:pPr>
+        <w:pStyle w:val="Compact"/>
+        <w:numPr>
+          <w:ilvl w:val="1"/>
+          <w:numId w:val="1002"/>
+        </w:numPr>
+      </w:pPr>
+      <w:r>
+        <w:rPr>
+          <w:b/>
+          <w:bCs/>
+        </w:rPr>
+        <w:t xml:space="preserve">설계(Designer) 에이전트</w:t>
+      </w:r>
+      <w:r>
+        <w:t xml:space="preserve"> </w:t>
+      </w:r>
+      <w:r>
+        <w:t xml:space="preserve">[Gemini/Claude] — 도구로 후보 생성 후</w:t>
+      </w:r>
+      <w:r>
+        <w:t xml:space="preserve"> </w:t>
+      </w:r>
+      <w:r>
+        <w:rPr>
+          <w:rStyle w:val="VerbatimChar"/>
+        </w:rPr>
+        <w:t xml:space="preserve">finish</w:t>
+      </w:r>
+      <w:r>
+        <w:t xml:space="preserve">로 제출</w:t>
+      </w:r>
+    </w:p>
+    <w:p>
+      <w:pPr>
+        <w:pStyle w:val="Compact"/>
+        <w:numPr>
+          <w:ilvl w:val="1"/>
+          <w:numId w:val="1002"/>
+        </w:numPr>
+      </w:pPr>
+      <w:r>
+        <w:t xml:space="preserve">⇄</w:t>
+      </w:r>
+      <w:r>
+        <w:t xml:space="preserve"> </w:t>
+      </w:r>
+      <w:r>
+        <w:rPr>
+          <w:b/>
+          <w:bCs/>
+        </w:rPr>
+        <w:t xml:space="preserve">심사(Critic) 에이전트</w:t>
+      </w:r>
+      <w:r>
+        <w:t xml:space="preserve"> </w:t>
+      </w:r>
+      <w:r>
+        <w:t xml:space="preserve">[독립 컨텍스트] — 적대적 검증:</w:t>
+      </w:r>
+      <w:r>
+        <w:t xml:space="preserve"> </w:t>
+      </w:r>
+      <w:r>
+        <w:rPr>
+          <w:b/>
+          <w:bCs/>
+        </w:rPr>
+        <w:t xml:space="preserve">REVISE</w:t>
+      </w:r>
+      <w:r>
+        <w:t xml:space="preserve"> </w:t>
+      </w:r>
+      <w:r>
+        <w:t xml:space="preserve">시 재설계,</w:t>
+      </w:r>
+      <w:r>
+        <w:t xml:space="preserve"> </w:t>
+      </w:r>
+      <w:r>
+        <w:rPr>
+          <w:b/>
+          <w:bCs/>
+        </w:rPr>
+        <w:t xml:space="preserve">APPROVE</w:t>
+      </w:r>
+      <w:r>
+        <w:t xml:space="preserve"> </w:t>
+      </w:r>
+      <w:r>
+        <w:t xml:space="preserve">시 확정 →</w:t>
+      </w:r>
+      <w:r>
+        <w:t xml:space="preserve"> </w:t>
+      </w:r>
+      <w:r>
+        <w:rPr>
+          <w:b/>
+          <w:bCs/>
+        </w:rPr>
+        <w:t xml:space="preserve">최종 융합체</w:t>
+      </w:r>
     </w:p>
     <w:p>
       <w:pPr>
@@ -645,158 +765,7 @@
         </w:numPr>
       </w:pPr>
       <w:r>
-        <w:t xml:space="preserve">UI →</w:t>
-      </w:r>
-      <w:r>
-        <w:t xml:space="preserve"> </w:t>
-      </w:r>
-      <w:r>
-        <w:rPr>
-          <w:b/>
-          <w:bCs/>
-        </w:rPr>
-        <w:t xml:space="preserve">멀티 에이전트 오케스트레이션</w:t>
-      </w:r>
-    </w:p>
-    <w:p>
-      <w:pPr>
-        <w:pStyle w:val="Compact"/>
-        <w:numPr>
-          <w:ilvl w:val="1"/>
-          <w:numId w:val="1002"/>
-        </w:numPr>
-      </w:pPr>
-      <w:r>
-        <w:rPr>
-          <w:b/>
-          <w:bCs/>
-        </w:rPr>
-        <w:t xml:space="preserve">설계(Designer) 에이전트</w:t>
-      </w:r>
-      <w:r>
-        <w:t xml:space="preserve"> </w:t>
-      </w:r>
-      <w:r>
-        <w:t xml:space="preserve">[Gemini/Claude] — 도구를 호출해 후보를 만들고</w:t>
-      </w:r>
-      <w:r>
-        <w:t xml:space="preserve"> </w:t>
-      </w:r>
-      <w:r>
-        <w:rPr>
-          <w:rStyle w:val="VerbatimChar"/>
-        </w:rPr>
-        <w:t xml:space="preserve">finish</w:t>
-      </w:r>
-      <w:r>
-        <w:t xml:space="preserve">로 제출</w:t>
-      </w:r>
-    </w:p>
-    <w:p>
-      <w:pPr>
-        <w:pStyle w:val="Compact"/>
-        <w:numPr>
-          <w:ilvl w:val="1"/>
-          <w:numId w:val="1002"/>
-        </w:numPr>
-      </w:pPr>
-      <w:r>
-        <w:t xml:space="preserve">⇄</w:t>
-      </w:r>
-      <w:r>
-        <w:t xml:space="preserve"> </w:t>
-      </w:r>
-      <w:r>
-        <w:rPr>
-          <w:b/>
-          <w:bCs/>
-        </w:rPr>
-        <w:t xml:space="preserve">심사(Critic) 에이전트</w:t>
-      </w:r>
-      <w:r>
-        <w:t xml:space="preserve"> </w:t>
-      </w:r>
-      <w:r>
-        <w:t xml:space="preserve">[독립 컨텍스트] — 적대적 검증:</w:t>
-      </w:r>
-      <w:r>
-        <w:t xml:space="preserve"> </w:t>
-      </w:r>
-      <w:r>
-        <w:rPr>
-          <w:b/>
-          <w:bCs/>
-        </w:rPr>
-        <w:t xml:space="preserve">REVISE</w:t>
-      </w:r>
-      <w:r>
-        <w:t xml:space="preserve"> </w:t>
-      </w:r>
-      <w:r>
-        <w:t xml:space="preserve">시 설계자에 피드백,</w:t>
-      </w:r>
-      <w:r>
-        <w:t xml:space="preserve"> </w:t>
-      </w:r>
-      <w:r>
-        <w:rPr>
-          <w:b/>
-          <w:bCs/>
-        </w:rPr>
-        <w:t xml:space="preserve">APPROVE</w:t>
-      </w:r>
-      <w:r>
-        <w:t xml:space="preserve"> </w:t>
-      </w:r>
-      <w:r>
-        <w:t xml:space="preserve">시 확정</w:t>
-      </w:r>
-    </w:p>
-    <w:p>
-      <w:pPr>
-        <w:pStyle w:val="Compact"/>
-        <w:numPr>
-          <w:ilvl w:val="0"/>
-          <w:numId w:val="1001"/>
-        </w:numPr>
-      </w:pPr>
-      <w:r>
-        <w:t xml:space="preserve">→</w:t>
-      </w:r>
-      <w:r>
-        <w:t xml:space="preserve"> </w:t>
-      </w:r>
-      <w:r>
-        <w:rPr>
-          <w:b/>
-          <w:bCs/>
-        </w:rPr>
-        <w:t xml:space="preserve">최종 융합체</w:t>
-      </w:r>
-    </w:p>
-    <w:p>
-      <w:pPr>
-        <w:pStyle w:val="Compact"/>
-        <w:numPr>
-          <w:ilvl w:val="0"/>
-          <w:numId w:val="1001"/>
-        </w:numPr>
-      </w:pPr>
-      <w:r>
-        <w:t xml:space="preserve">설계 에이전트가 호출하는</w:t>
-      </w:r>
-      <w:r>
-        <w:t xml:space="preserve"> </w:t>
-      </w:r>
-      <w:r>
-        <w:rPr>
-          <w:b/>
-          <w:bCs/>
-        </w:rPr>
-        <w:t xml:space="preserve">도구 계층</w:t>
-      </w:r>
-      <w:r>
-        <w:t xml:space="preserve">: deepB3P(BBB) · ToxinPred3(독성) · ProtParam(안정성) · BLOSUM62(수용체 유사도) · 개발성 엔진 · ESMFold+SASA(구조) · FBGAN(생성)</w:t>
+        <w:t xml:space="preserve">도구 계층: deepB3P·ToxinPred3·ProtParam·BLOSUM62·개발성·ESMFold+SASA·FBGAN</w:t>
       </w:r>
     </w:p>
     <w:bookmarkStart w:id="15" w:name="계층-구조"/>
@@ -3337,10 +3306,10 @@
                 <w:b/>
                 <w:bCs/>
               </w:rPr>
-              <w:t xml:space="preserve">0.659</w:t>
-            </w:r>
-            <w:r>
-              <w:t xml:space="preserve">(에이전트와 일치), 무작위 24회→95%</w:t>
+              <w:t xml:space="preserve">0.960</w:t>
+            </w:r>
+            <w:r>
+              <w:t xml:space="preserve">(직접융합+SynB1), 무작위 24회→85%</w:t>
             </w:r>
           </w:p>
         </w:tc>

--- a/기획서.docx
+++ b/기획서.docx
@@ -2,33 +2,7 @@
 <file path=word/document.xml><?xml version="1.0" encoding="utf-8"?>
 <w:document xmlns:w="http://schemas.openxmlformats.org/wordprocessingml/2006/main" xmlns:m="http://schemas.openxmlformats.org/officeDocument/2006/math" xmlns:r="http://schemas.openxmlformats.org/officeDocument/2006/relationships" xmlns:o="urn:schemas-microsoft-com:office:office" xmlns:v="urn:schemas-microsoft-com:vml" xmlns:w10="urn:schemas-microsoft-com:office:word" xmlns:a="http://schemas.openxmlformats.org/drawingml/2006/main" xmlns:pic="http://schemas.openxmlformats.org/drawingml/2006/picture" xmlns:wp="http://schemas.openxmlformats.org/drawingml/2006/wordprocessingDrawing">
   <w:body>
-    <w:sdt>
-      <w:sdtPr>
-        <w:docPartObj>
-          <w:docPartGallery w:val="Table of Contents"/>
-          <w:docPartUnique/>
-        </w:docPartObj>
-      </w:sdtPr>
-      <w:sdtContent>
-        <w:p>
-          <w:pPr>
-            <w:pStyle w:val="TOCHeading"/>
-          </w:pPr>
-          <w:r>
-            <w:t xml:space="preserve">Table of Contents</w:t>
-          </w:r>
-        </w:p>
-        <w:p>
-          <w:r>
-            <w:fldChar w:fldCharType="begin" w:dirty="true"/>
-            <w:instrText xml:space="preserve">TOC \o "1-2" \h \z \u</w:instrText>
-            <w:fldChar w:fldCharType="separate"/>
-            <w:fldChar w:fldCharType="end"/>
-          </w:r>
-        </w:p>
-      </w:sdtContent>
-    </w:sdt>
-    <w:bookmarkStart w:id="39" w:name="bbb-optimize-상세-기획서"/>
+    <w:bookmarkStart w:id="41" w:name="bbb-optimize-상세-기획서"/>
     <w:p>
       <w:pPr>
         <w:pStyle w:val="Heading1"/>
@@ -163,7 +137,7 @@
                 <w:b/>
                 <w:bCs/>
               </w:rPr>
-              <w:t xml:space="preserve">BBB 투과·안전성·구조·안정성·개발성</w:t>
+              <w:t xml:space="preserve">8축(BBB 투과·안전성·안정성·수용체유사·구조·개발성·선택성(off-target)·용해도)</w:t>
             </w:r>
             <w:r>
               <w:t xml:space="preserve">을 동시 만족하는 최종 후보를 도출</w:t>
@@ -194,7 +168,7 @@
               <w:pStyle w:val="Compact"/>
             </w:pPr>
             <w:r>
-              <w:t xml:space="preserve">단일 예측이 아니라</w:t>
+              <w:t xml:space="preserve">①</w:t>
             </w:r>
             <w:r>
               <w:t xml:space="preserve"> </w:t>
@@ -207,7 +181,33 @@
               <w:t xml:space="preserve">설계(Designer)–심사(Critic) 멀티 에이전트</w:t>
             </w:r>
             <w:r>
-              <w:t xml:space="preserve">가 도구를 오케스트레이션하며 스스로 계획·설계·검증·재설계</w:t>
+              <w:t xml:space="preserve">가 도구를 오케스트레이션하며 스스로 계획·설계·검증·재설계 · ② 심사가</w:t>
+            </w:r>
+            <w:r>
+              <w:t xml:space="preserve"> </w:t>
+            </w:r>
+            <w:r>
+              <w:rPr>
+                <w:b/>
+                <w:bCs/>
+              </w:rPr>
+              <w:t xml:space="preserve">주 지표(BBB)를 속인 후보(양이온 편향 off-target)를 간파·반려</w:t>
+            </w:r>
+            <w:r>
+              <w:t xml:space="preserve"> </w:t>
+            </w:r>
+            <w:r>
+              <w:t xml:space="preserve">— 지표 게이밍(reward-hacking) 방지 · ③ 막다른 결과엔</w:t>
+            </w:r>
+            <w:r>
+              <w:t xml:space="preserve"> </w:t>
+            </w:r>
+            <w:r>
+              <w:rPr>
+                <w:b/>
+                <w:bCs/>
+              </w:rPr>
+              <w:t xml:space="preserve">실패 진단 + 대안 권고</w:t>
             </w:r>
           </w:p>
         </w:tc>
@@ -604,14 +604,157 @@
     </w:p>
     <w:p>
       <w:pPr>
-        <w:pStyle w:val="FirstParagraph"/>
-      </w:pPr>
-      <w:r>
-        <w:rPr>
-          <w:b/>
-          <w:bCs/>
-        </w:rPr>
-        <w:t xml:space="preserve">시스템 구조 (데이터 흐름):</w:t>
+        <w:pStyle w:val="SourceCode"/>
+      </w:pPr>
+      <w:r>
+        <w:rPr>
+          <w:rStyle w:val="VerbatimChar"/>
+        </w:rPr>
+        <w:t xml:space="preserve">flowchart TB</w:t>
+      </w:r>
+      <w:r>
+        <w:br/>
+      </w:r>
+      <w:r>
+        <w:rPr>
+          <w:rStyle w:val="VerbatimChar"/>
+        </w:rPr>
+        <w:t xml:space="preserve">  U[사용자: 화물 펩타이드] --&gt; UI[Streamlit UI]</w:t>
+      </w:r>
+      <w:r>
+        <w:br/>
+      </w:r>
+      <w:r>
+        <w:rPr>
+          <w:rStyle w:val="VerbatimChar"/>
+        </w:rPr>
+        <w:t xml:space="preserve">  UI --&gt; ORCH{멀티 에이전트 오케스트레이션}</w:t>
+      </w:r>
+      <w:r>
+        <w:br/>
+      </w:r>
+      <w:r>
+        <w:rPr>
+          <w:rStyle w:val="VerbatimChar"/>
+        </w:rPr>
+        <w:t xml:space="preserve">  ORCH --&gt; DES[설계 Designer 에이전트&lt;br/&gt;Gemini]</w:t>
+      </w:r>
+      <w:r>
+        <w:br/>
+      </w:r>
+      <w:r>
+        <w:rPr>
+          <w:rStyle w:val="VerbatimChar"/>
+        </w:rPr>
+        <w:t xml:space="preserve">  DES -- finish 제출 --&gt; CRIT[심사 Critic 에이전트&lt;br/&gt;독립 컨텍스트]</w:t>
+      </w:r>
+      <w:r>
+        <w:br/>
+      </w:r>
+      <w:r>
+        <w:rPr>
+          <w:rStyle w:val="VerbatimChar"/>
+        </w:rPr>
+        <w:t xml:space="preserve">  CRIT -- REVISE --&gt; DES</w:t>
+      </w:r>
+      <w:r>
+        <w:br/>
+      </w:r>
+      <w:r>
+        <w:rPr>
+          <w:rStyle w:val="VerbatimChar"/>
+        </w:rPr>
+        <w:t xml:space="preserve">  CRIT -- APPROVE --&gt; OUT[최종 융합체]</w:t>
+      </w:r>
+      <w:r>
+        <w:br/>
+      </w:r>
+      <w:r>
+        <w:rPr>
+          <w:rStyle w:val="VerbatimChar"/>
+        </w:rPr>
+        <w:t xml:space="preserve">  CRIT -- 최종 미승인 --&gt; REC[자문: 실패 진단+대안 권고]</w:t>
+      </w:r>
+      <w:r>
+        <w:br/>
+      </w:r>
+      <w:r>
+        <w:rPr>
+          <w:rStyle w:val="VerbatimChar"/>
+        </w:rPr>
+        <w:t xml:space="preserve">  DES --&gt; TOOLS[도구 계층]</w:t>
+      </w:r>
+      <w:r>
+        <w:br/>
+      </w:r>
+      <w:r>
+        <w:rPr>
+          <w:rStyle w:val="VerbatimChar"/>
+        </w:rPr>
+        <w:t xml:space="preserve">  TOOLS --&gt; E1[deepB3P · BBB]</w:t>
+      </w:r>
+      <w:r>
+        <w:br/>
+      </w:r>
+      <w:r>
+        <w:rPr>
+          <w:rStyle w:val="VerbatimChar"/>
+        </w:rPr>
+        <w:t xml:space="preserve">  TOOLS --&gt; E2[ToxinPred3 · 독성]</w:t>
+      </w:r>
+      <w:r>
+        <w:br/>
+      </w:r>
+      <w:r>
+        <w:rPr>
+          <w:rStyle w:val="VerbatimChar"/>
+        </w:rPr>
+        <w:t xml:space="preserve">  TOOLS --&gt; E3[ProtParam · 안정성]</w:t>
+      </w:r>
+      <w:r>
+        <w:br/>
+      </w:r>
+      <w:r>
+        <w:rPr>
+          <w:rStyle w:val="VerbatimChar"/>
+        </w:rPr>
+        <w:t xml:space="preserve">  TOOLS --&gt; E4[BLOSUM62 · 수용체]</w:t>
+      </w:r>
+      <w:r>
+        <w:br/>
+      </w:r>
+      <w:r>
+        <w:rPr>
+          <w:rStyle w:val="VerbatimChar"/>
+        </w:rPr>
+        <w:t xml:space="preserve">  TOOLS --&gt; E5[개발성 엔진]</w:t>
+      </w:r>
+      <w:r>
+        <w:br/>
+      </w:r>
+      <w:r>
+        <w:rPr>
+          <w:rStyle w:val="VerbatimChar"/>
+        </w:rPr>
+        <w:t xml:space="preserve">  TOOLS --&gt; E6[ESMFold+SASA · 구조]</w:t>
+      </w:r>
+      <w:r>
+        <w:br/>
+      </w:r>
+      <w:r>
+        <w:rPr>
+          <w:rStyle w:val="VerbatimChar"/>
+        </w:rPr>
+        <w:t xml:space="preserve">  TOOLS --&gt; E7[FBGAN · 생성]</w:t>
+      </w:r>
+    </w:p>
+    <w:bookmarkStart w:id="15" w:name="계층-구조"/>
+    <w:p>
+      <w:pPr>
+        <w:pStyle w:val="Heading3"/>
+      </w:pPr>
+      <w:r>
+        <w:t xml:space="preserve">3.1 계층 구조</w:t>
       </w:r>
     </w:p>
     <w:p>
@@ -623,137 +766,26 @@
         </w:numPr>
       </w:pPr>
       <w:r>
-        <w:t xml:space="preserve">사용자 (화물 펩타이드 입력) →</w:t>
-      </w:r>
-      <w:r>
-        <w:t xml:space="preserve"> </w:t>
-      </w:r>
-      <w:r>
-        <w:rPr>
-          <w:b/>
-          <w:bCs/>
-        </w:rPr>
-        <w:t xml:space="preserve">Streamlit UI</w:t>
-      </w:r>
-      <w:r>
-        <w:t xml:space="preserve"> </w:t>
-      </w:r>
-      <w:r>
-        <w:t xml:space="preserve">→</w:t>
-      </w:r>
-      <w:r>
-        <w:t xml:space="preserve"> </w:t>
-      </w:r>
-      <w:r>
-        <w:rPr>
-          <w:b/>
-          <w:bCs/>
-        </w:rPr>
-        <w:t xml:space="preserve">멀티 에이전트 오케스트레이션</w:t>
-      </w:r>
-    </w:p>
-    <w:p>
-      <w:pPr>
-        <w:pStyle w:val="Compact"/>
-        <w:numPr>
-          <w:ilvl w:val="1"/>
-          <w:numId w:val="1002"/>
-        </w:numPr>
-      </w:pPr>
-      <w:r>
-        <w:rPr>
-          <w:b/>
-          <w:bCs/>
-        </w:rPr>
-        <w:t xml:space="preserve">설계(Designer) 에이전트</w:t>
-      </w:r>
-      <w:r>
-        <w:t xml:space="preserve"> </w:t>
-      </w:r>
-      <w:r>
-        <w:t xml:space="preserve">[Gemini/Claude] — 도구로 후보 생성 후</w:t>
-      </w:r>
-      <w:r>
-        <w:t xml:space="preserve"> </w:t>
+        <w:rPr>
+          <w:b/>
+          <w:bCs/>
+        </w:rPr>
+        <w:t xml:space="preserve">UI 계층</w:t>
+      </w:r>
+      <w:r>
+        <w:t xml:space="preserve"> </w:t>
+      </w:r>
+      <w:r>
+        <w:t xml:space="preserve">(</w:t>
       </w:r>
       <w:r>
         <w:rPr>
           <w:rStyle w:val="VerbatimChar"/>
         </w:rPr>
-        <w:t xml:space="preserve">finish</w:t>
-      </w:r>
-      <w:r>
-        <w:t xml:space="preserve">로 제출</w:t>
-      </w:r>
-    </w:p>
-    <w:p>
-      <w:pPr>
-        <w:pStyle w:val="Compact"/>
-        <w:numPr>
-          <w:ilvl w:val="1"/>
-          <w:numId w:val="1002"/>
-        </w:numPr>
-      </w:pPr>
-      <w:r>
-        <w:t xml:space="preserve">⇄</w:t>
-      </w:r>
-      <w:r>
-        <w:t xml:space="preserve"> </w:t>
-      </w:r>
-      <w:r>
-        <w:rPr>
-          <w:b/>
-          <w:bCs/>
-        </w:rPr>
-        <w:t xml:space="preserve">심사(Critic) 에이전트</w:t>
-      </w:r>
-      <w:r>
-        <w:t xml:space="preserve"> </w:t>
-      </w:r>
-      <w:r>
-        <w:t xml:space="preserve">[독립 컨텍스트] — 적대적 검증:</w:t>
-      </w:r>
-      <w:r>
-        <w:t xml:space="preserve"> </w:t>
-      </w:r>
-      <w:r>
-        <w:rPr>
-          <w:b/>
-          <w:bCs/>
-        </w:rPr>
-        <w:t xml:space="preserve">REVISE</w:t>
-      </w:r>
-      <w:r>
-        <w:t xml:space="preserve"> </w:t>
-      </w:r>
-      <w:r>
-        <w:t xml:space="preserve">시 재설계,</w:t>
-      </w:r>
-      <w:r>
-        <w:t xml:space="preserve"> </w:t>
-      </w:r>
-      <w:r>
-        <w:rPr>
-          <w:b/>
-          <w:bCs/>
-        </w:rPr>
-        <w:t xml:space="preserve">APPROVE</w:t>
-      </w:r>
-      <w:r>
-        <w:t xml:space="preserve"> </w:t>
-      </w:r>
-      <w:r>
-        <w:t xml:space="preserve">시 확정 →</w:t>
-      </w:r>
-      <w:r>
-        <w:t xml:space="preserve"> </w:t>
-      </w:r>
-      <w:r>
-        <w:rPr>
-          <w:b/>
-          <w:bCs/>
-        </w:rPr>
-        <w:t xml:space="preserve">최종 융합체</w:t>
+        <w:t xml:space="preserve">app.py</w:t>
+      </w:r>
+      <w:r>
+        <w:t xml:space="preserve">, Streamlit): 입력·라이브 스트리밍·결과 카드·과정 기록.</w:t>
       </w:r>
     </w:p>
     <w:p>
@@ -765,16 +797,369 @@
         </w:numPr>
       </w:pPr>
       <w:r>
-        <w:t xml:space="preserve">도구 계층: deepB3P·ToxinPred3·ProtParam·BLOSUM62·개발성·ESMFold+SASA·FBGAN</w:t>
-      </w:r>
-    </w:p>
-    <w:bookmarkStart w:id="15" w:name="계층-구조"/>
+        <w:rPr>
+          <w:b/>
+          <w:bCs/>
+        </w:rPr>
+        <w:t xml:space="preserve">에이전트 계층</w:t>
+      </w:r>
+      <w:r>
+        <w:t xml:space="preserve"> </w:t>
+      </w:r>
+      <w:r>
+        <w:t xml:space="preserve">(</w:t>
+      </w:r>
+      <w:r>
+        <w:rPr>
+          <w:rStyle w:val="VerbatimChar"/>
+        </w:rPr>
+        <w:t xml:space="preserve">core/optimizer_agent*.py</w:t>
+      </w:r>
+      <w:r>
+        <w:t xml:space="preserve">): LLM 브레인 + tool-use 루프.</w:t>
+      </w:r>
+    </w:p>
+    <w:p>
+      <w:pPr>
+        <w:pStyle w:val="Compact"/>
+        <w:numPr>
+          <w:ilvl w:val="0"/>
+          <w:numId w:val="1001"/>
+        </w:numPr>
+      </w:pPr>
+      <w:r>
+        <w:rPr>
+          <w:b/>
+          <w:bCs/>
+        </w:rPr>
+        <w:t xml:space="preserve">도구 계층</w:t>
+      </w:r>
+      <w:r>
+        <w:t xml:space="preserve">: 에이전트가 호출하는 액션(evaluate·design·structure·generate·finish).</w:t>
+      </w:r>
+    </w:p>
+    <w:p>
+      <w:pPr>
+        <w:pStyle w:val="Compact"/>
+        <w:numPr>
+          <w:ilvl w:val="0"/>
+          <w:numId w:val="1001"/>
+        </w:numPr>
+      </w:pPr>
+      <w:r>
+        <w:rPr>
+          <w:b/>
+          <w:bCs/>
+        </w:rPr>
+        <w:t xml:space="preserve">엔진 계층</w:t>
+      </w:r>
+      <w:r>
+        <w:t xml:space="preserve"> </w:t>
+      </w:r>
+      <w:r>
+        <w:t xml:space="preserve">(</w:t>
+      </w:r>
+      <w:r>
+        <w:rPr>
+          <w:rStyle w:val="VerbatimChar"/>
+        </w:rPr>
+        <w:t xml:space="preserve">core/*.py</w:t>
+      </w:r>
+      <w:r>
+        <w:t xml:space="preserve">): 실제 예측·계산.</w:t>
+      </w:r>
+    </w:p>
+    <w:p>
+      <w:pPr>
+        <w:pStyle w:val="Compact"/>
+        <w:numPr>
+          <w:ilvl w:val="0"/>
+          <w:numId w:val="1001"/>
+        </w:numPr>
+      </w:pPr>
+      <w:r>
+        <w:rPr>
+          <w:b/>
+          <w:bCs/>
+        </w:rPr>
+        <w:t xml:space="preserve">격리 실행</w:t>
+      </w:r>
+      <w:r>
+        <w:t xml:space="preserve">: deepB3P·ToxinPred3는 의존성 충돌(특히 scikit-learn 1.0.2 핀) 때문에</w:t>
+      </w:r>
+      <w:r>
+        <w:t xml:space="preserve"> </w:t>
+      </w:r>
+      <w:r>
+        <w:rPr>
+          <w:b/>
+          <w:bCs/>
+        </w:rPr>
+        <w:t xml:space="preserve">전용 가상환경에서 subprocess로 격리</w:t>
+      </w:r>
+      <w:r>
+        <w:t xml:space="preserve"> </w:t>
+      </w:r>
+      <w:r>
+        <w:t xml:space="preserve">호출.</w:t>
+      </w:r>
+    </w:p>
+    <w:bookmarkEnd w:id="15"/>
+    <w:bookmarkStart w:id="16" w:name="설계-원칙"/>
     <w:p>
       <w:pPr>
         <w:pStyle w:val="Heading3"/>
       </w:pPr>
       <w:r>
-        <w:t xml:space="preserve">3.1 계층 구조</w:t>
+        <w:t xml:space="preserve">3.2 설계 원칙</w:t>
+      </w:r>
+    </w:p>
+    <w:p>
+      <w:pPr>
+        <w:pStyle w:val="Compact"/>
+        <w:numPr>
+          <w:ilvl w:val="0"/>
+          <w:numId w:val="1002"/>
+        </w:numPr>
+      </w:pPr>
+      <w:r>
+        <w:rPr>
+          <w:b/>
+          <w:bCs/>
+        </w:rPr>
+        <w:t xml:space="preserve">의존성 주입</w:t>
+      </w:r>
+      <w:r>
+        <w:t xml:space="preserve">:</w:t>
+      </w:r>
+      <w:r>
+        <w:t xml:space="preserve"> </w:t>
+      </w:r>
+      <w:r>
+        <w:rPr>
+          <w:rStyle w:val="VerbatimChar"/>
+        </w:rPr>
+        <w:t xml:space="preserve">get_predictor()</w:t>
+      </w:r>
+      <w:r>
+        <w:t xml:space="preserve">·</w:t>
+      </w:r>
+      <w:r>
+        <w:rPr>
+          <w:rStyle w:val="VerbatimChar"/>
+        </w:rPr>
+        <w:t xml:space="preserve">get_toxicity_predictor()</w:t>
+      </w:r>
+      <w:r>
+        <w:t xml:space="preserve"> </w:t>
+      </w:r>
+      <w:r>
+        <w:t xml:space="preserve">등 팩토리가 설정을 보고</w:t>
+      </w:r>
+      <w:r>
+        <w:t xml:space="preserve"> </w:t>
+      </w:r>
+      <w:r>
+        <w:t xml:space="preserve">로컬 실측 &gt; 원격 API &gt; Mock 순으로 자동 선택.</w:t>
+      </w:r>
+    </w:p>
+    <w:p>
+      <w:pPr>
+        <w:pStyle w:val="Compact"/>
+        <w:numPr>
+          <w:ilvl w:val="0"/>
+          <w:numId w:val="1002"/>
+        </w:numPr>
+      </w:pPr>
+      <w:r>
+        <w:rPr>
+          <w:b/>
+          <w:bCs/>
+        </w:rPr>
+        <w:t xml:space="preserve">관심사 분리</w:t>
+      </w:r>
+      <w:r>
+        <w:t xml:space="preserve">: UI는 얇게, 계산은 core, 데이터 구조는 dataclass(</w:t>
+      </w:r>
+      <w:r>
+        <w:rPr>
+          <w:rStyle w:val="VerbatimChar"/>
+        </w:rPr>
+        <w:t xml:space="preserve">schemas.py</w:t>
+      </w:r>
+      <w:r>
+        <w:t xml:space="preserve">).</w:t>
+      </w:r>
+    </w:p>
+    <w:p>
+      <w:pPr>
+        <w:pStyle w:val="Compact"/>
+        <w:numPr>
+          <w:ilvl w:val="0"/>
+          <w:numId w:val="1002"/>
+        </w:numPr>
+      </w:pPr>
+      <w:r>
+        <w:rPr>
+          <w:b/>
+          <w:bCs/>
+        </w:rPr>
+        <w:t xml:space="preserve">이벤트 스트리밍</w:t>
+      </w:r>
+      <w:r>
+        <w:t xml:space="preserve">: 에이전트는</w:t>
+      </w:r>
+      <w:r>
+        <w:t xml:space="preserve"> </w:t>
+      </w:r>
+      <w:r>
+        <w:rPr>
+          <w:rStyle w:val="VerbatimChar"/>
+        </w:rPr>
+        <w:t xml:space="preserve">AgentEvent</w:t>
+      </w:r>
+      <w:r>
+        <w:t xml:space="preserve">(plan/evaluation/structure/…/critique/final)를</w:t>
+      </w:r>
+      <w:r>
+        <w:t xml:space="preserve"> </w:t>
+      </w:r>
+      <w:r>
+        <w:t xml:space="preserve">생성기로 yield → UI가 실시간 렌더.</w:t>
+      </w:r>
+    </w:p>
+    <w:p>
+      <w:r>
+        <w:pict>
+          <v:rect style="width:0;height:1.5pt" o:hralign="center" o:hrstd="t" o:hr="t"/>
+        </w:pict>
+      </w:r>
+    </w:p>
+    <w:bookmarkEnd w:id="16"/>
+    <w:bookmarkEnd w:id="17"/>
+    <w:bookmarkStart w:id="22" w:name="에이전트-설계-이론-구현"/>
+    <w:p>
+      <w:pPr>
+        <w:pStyle w:val="Heading2"/>
+      </w:pPr>
+      <w:r>
+        <w:t xml:space="preserve">4. 에이전트 설계 (이론 + 구현)</w:t>
+      </w:r>
+    </w:p>
+    <w:bookmarkStart w:id="18" w:name="llm-tool-usefunction-calling-원리"/>
+    <w:p>
+      <w:pPr>
+        <w:pStyle w:val="Heading3"/>
+      </w:pPr>
+      <w:r>
+        <w:t xml:space="preserve">4.1 LLM Tool-Use(Function Calling) 원리</w:t>
+      </w:r>
+    </w:p>
+    <w:p>
+      <w:pPr>
+        <w:pStyle w:val="FirstParagraph"/>
+      </w:pPr>
+      <w:r>
+        <w:t xml:space="preserve">LLM에</w:t>
+      </w:r>
+      <w:r>
+        <w:t xml:space="preserve"> </w:t>
+      </w:r>
+      <w:r>
+        <w:rPr>
+          <w:b/>
+          <w:bCs/>
+        </w:rPr>
+        <w:t xml:space="preserve">도구 스키마</w:t>
+      </w:r>
+      <w:r>
+        <w:t xml:space="preserve">(이름·설명·JSON 파라미터)를 제공하면, 모델은 자연어 대신</w:t>
+      </w:r>
+      <w:r>
+        <w:t xml:space="preserve"> </w:t>
+      </w:r>
+      <w:r>
+        <w:rPr>
+          <w:b/>
+          <w:bCs/>
+        </w:rPr>
+        <w:t xml:space="preserve">구조화된 도구 호출</w:t>
+      </w:r>
+      <w:r>
+        <w:t xml:space="preserve">을</w:t>
+      </w:r>
+      <w:r>
+        <w:t xml:space="preserve"> </w:t>
+      </w:r>
+      <w:r>
+        <w:t xml:space="preserve">출력한다. 시스템이 그 도구를 실행하고 결과를 대화에 되돌려주면, 모델이 다음 수를 결정 —</w:t>
+      </w:r>
+      <w:r>
+        <w:t xml:space="preserve"> </w:t>
+      </w:r>
+      <w:r>
+        <w:t xml:space="preserve">이</w:t>
+      </w:r>
+      <w:r>
+        <w:t xml:space="preserve"> </w:t>
+      </w:r>
+      <w:r>
+        <w:rPr>
+          <w:b/>
+          <w:bCs/>
+        </w:rPr>
+        <w:t xml:space="preserve">관찰→행동 루프</w:t>
+      </w:r>
+      <w:r>
+        <w:t xml:space="preserve">를 모델이</w:t>
+      </w:r>
+      <w:r>
+        <w:t xml:space="preserve"> </w:t>
+      </w:r>
+      <w:r>
+        <w:t xml:space="preserve">“그만”</w:t>
+      </w:r>
+      <w:r>
+        <w:t xml:space="preserve">할 때까지 반복한다(수동 agentic loop).</w:t>
+      </w:r>
+    </w:p>
+    <w:bookmarkEnd w:id="18"/>
+    <w:bookmarkStart w:id="19" w:name="실행-루프-계획실행자기종료심사재설계"/>
+    <w:p>
+      <w:pPr>
+        <w:pStyle w:val="Heading3"/>
+      </w:pPr>
+      <w:r>
+        <w:t xml:space="preserve">4.2 실행 루프 — 계획·실행·자기종료·심사·재설계</w:t>
+      </w:r>
+    </w:p>
+    <w:p>
+      <w:pPr>
+        <w:pStyle w:val="SourceCode"/>
+      </w:pPr>
+      <w:r>
+        <w:rPr>
+          <w:rStyle w:val="VerbatimChar"/>
+        </w:rPr>
+        <w:t xml:space="preserve">PLAN(전략 선언) → ACT(도구 자율 호출: 평가·정밀설계·구조·생성)</w:t>
+      </w:r>
+      <w:r>
+        <w:br/>
+      </w:r>
+      <w:r>
+        <w:rPr>
+          <w:rStyle w:val="VerbatimChar"/>
+        </w:rPr>
+        <w:t xml:space="preserve">  → 수렴 판단 시 finish(자기 종료) → CRITIC(독립 심사) → APPROVE ┐</w:t>
+      </w:r>
+      <w:r>
+        <w:br/>
+      </w:r>
+      <w:r>
+        <w:rPr>
+          <w:rStyle w:val="VerbatimChar"/>
+        </w:rPr>
+        <w:t xml:space="preserve">                                                     └ REVISE → 재설계 …</w:t>
       </w:r>
     </w:p>
     <w:p>
@@ -790,22 +1175,10 @@
           <w:b/>
           <w:bCs/>
         </w:rPr>
-        <w:t xml:space="preserve">UI 계층</w:t>
-      </w:r>
-      <w:r>
-        <w:t xml:space="preserve"> </w:t>
-      </w:r>
-      <w:r>
-        <w:t xml:space="preserve">(</w:t>
-      </w:r>
-      <w:r>
-        <w:rPr>
-          <w:rStyle w:val="VerbatimChar"/>
-        </w:rPr>
-        <w:t xml:space="preserve">app.py</w:t>
-      </w:r>
-      <w:r>
-        <w:t xml:space="preserve">, Streamlit): 입력·라이브 스트리밍·결과 카드·과정 기록.</w:t>
+        <w:t xml:space="preserve">계획(Plan)</w:t>
+      </w:r>
+      <w:r>
+        <w:t xml:space="preserve">: 도구 쓰기 전 전략을 명시적으로 선언 → 근거 있는 탐색.</w:t>
       </w:r>
     </w:p>
     <w:p>
@@ -821,22 +1194,32 @@
           <w:b/>
           <w:bCs/>
         </w:rPr>
-        <w:t xml:space="preserve">에이전트 계층</w:t>
-      </w:r>
-      <w:r>
-        <w:t xml:space="preserve"> </w:t>
-      </w:r>
-      <w:r>
-        <w:t xml:space="preserve">(</w:t>
-      </w:r>
-      <w:r>
-        <w:rPr>
-          <w:rStyle w:val="VerbatimChar"/>
-        </w:rPr>
-        <w:t xml:space="preserve">core/optimizer_agent*.py</w:t>
-      </w:r>
-      <w:r>
-        <w:t xml:space="preserve">): LLM 브레인 + tool-use 루프.</w:t>
+        <w:t xml:space="preserve">자기 종료(finish)</w:t>
+      </w:r>
+      <w:r>
+        <w:t xml:space="preserve">: 고정 스텝 소진이 아니라</w:t>
+      </w:r>
+      <w:r>
+        <w:t xml:space="preserve"> </w:t>
+      </w:r>
+      <w:r>
+        <w:t xml:space="preserve">“충분히 수렴”</w:t>
+      </w:r>
+      <w:r>
+        <w:t xml:space="preserve">을</w:t>
+      </w:r>
+      <w:r>
+        <w:t xml:space="preserve"> </w:t>
+      </w:r>
+      <w:r>
+        <w:rPr>
+          <w:b/>
+          <w:bCs/>
+        </w:rPr>
+        <w:t xml:space="preserve">에이전트가 스스로 선언</w:t>
+      </w:r>
+      <w:r>
+        <w:t xml:space="preserve">.</w:t>
       </w:r>
     </w:p>
     <w:p>
@@ -852,10 +1235,44 @@
           <w:b/>
           <w:bCs/>
         </w:rPr>
-        <w:t xml:space="preserve">도구 계층</w:t>
-      </w:r>
-      <w:r>
-        <w:t xml:space="preserve">: 에이전트가 호출하는 액션(evaluate·design·structure·generate·finish).</w:t>
+        <w:t xml:space="preserve">정밀 설계(design_candidate)</w:t>
+      </w:r>
+      <w:r>
+        <w:t xml:space="preserve">: 라이브러리 선택을 넘어</w:t>
+      </w:r>
+      <w:r>
+        <w:t xml:space="preserve"> </w:t>
+      </w:r>
+      <w:r>
+        <w:rPr>
+          <w:b/>
+          <w:bCs/>
+        </w:rPr>
+        <w:t xml:space="preserve">잔기 수준 편집</w:t>
+      </w:r>
+      <w:r>
+        <w:t xml:space="preserve"> </w:t>
+      </w:r>
+      <w:r>
+        <w:t xml:space="preserve">서열을 직접 제안 →</w:t>
+      </w:r>
+      <w:r>
+        <w:t xml:space="preserve"> </w:t>
+      </w:r>
+      <w:r>
+        <w:t xml:space="preserve">진짜</w:t>
+      </w:r>
+      <w:r>
+        <w:t xml:space="preserve"> </w:t>
+      </w:r>
+      <w:r>
+        <w:t xml:space="preserve">“설계”</w:t>
+      </w:r>
+      <w:r>
+        <w:t xml:space="preserve"> </w:t>
+      </w:r>
+      <w:r>
+        <w:t xml:space="preserve">행동공간.</w:t>
       </w:r>
     </w:p>
     <w:p>
@@ -871,22 +1288,32 @@
           <w:b/>
           <w:bCs/>
         </w:rPr>
-        <w:t xml:space="preserve">엔진 계층</w:t>
-      </w:r>
-      <w:r>
-        <w:t xml:space="preserve"> </w:t>
-      </w:r>
-      <w:r>
-        <w:t xml:space="preserve">(</w:t>
-      </w:r>
-      <w:r>
-        <w:rPr>
-          <w:rStyle w:val="VerbatimChar"/>
-        </w:rPr>
-        <w:t xml:space="preserve">core/*.py</w:t>
-      </w:r>
-      <w:r>
-        <w:t xml:space="preserve">): 실제 예측·계산.</w:t>
+        <w:t xml:space="preserve">재설계 여유(grace)</w:t>
+      </w:r>
+      <w:r>
+        <w:t xml:space="preserve">: 심사 REVISE가 마지막 스텝에 나와도</w:t>
+      </w:r>
+      <w:r>
+        <w:t xml:space="preserve"> </w:t>
+      </w:r>
+      <w:r>
+        <w:rPr>
+          <w:b/>
+          <w:bCs/>
+        </w:rPr>
+        <w:t xml:space="preserve">개선 1회를 탐색 예산과 별개로 보장</w:t>
+      </w:r>
+      <w:r>
+        <w:t xml:space="preserve"> </w:t>
+      </w:r>
+      <w:r>
+        <w:t xml:space="preserve">→</w:t>
+      </w:r>
+      <w:r>
+        <w:t xml:space="preserve"> </w:t>
+      </w:r>
+      <w:r>
+        <w:t xml:space="preserve">심사 반박이 헛돌지 않고 반드시 한 번은 반영된다.</w:t>
       </w:r>
     </w:p>
     <w:p>
@@ -902,36 +1329,103 @@
           <w:b/>
           <w:bCs/>
         </w:rPr>
-        <w:t xml:space="preserve">격리 실행</w:t>
-      </w:r>
-      <w:r>
-        <w:t xml:space="preserve">: deepB3P·ToxinPred3는 의존성 충돌(특히 scikit-learn 1.0.2 핀) 때문에</w:t>
-      </w:r>
-      <w:r>
-        <w:t xml:space="preserve"> </w:t>
-      </w:r>
-      <w:r>
-        <w:rPr>
-          <w:b/>
-          <w:bCs/>
-        </w:rPr>
-        <w:t xml:space="preserve">전용 가상환경에서 subprocess로 격리</w:t>
-      </w:r>
-      <w:r>
-        <w:t xml:space="preserve"> </w:t>
-      </w:r>
-      <w:r>
-        <w:t xml:space="preserve">호출.</w:t>
-      </w:r>
-    </w:p>
-    <w:bookmarkEnd w:id="15"/>
-    <w:bookmarkStart w:id="16" w:name="설계-원칙"/>
+        <w:t xml:space="preserve">정직한 미승인</w:t>
+      </w:r>
+      <w:r>
+        <w:t xml:space="preserve">: 개선 후에도 통과하지 못하면 결과를</w:t>
+      </w:r>
+      <w:r>
+        <w:t xml:space="preserve"> </w:t>
+      </w:r>
+      <w:r>
+        <w:rPr>
+          <w:b/>
+          <w:bCs/>
+        </w:rPr>
+        <w:t xml:space="preserve">“심사 미승인”</w:t>
+      </w:r>
+      <w:r>
+        <w:rPr>
+          <w:b/>
+          <w:bCs/>
+        </w:rPr>
+        <w:t xml:space="preserve">으로 정직하게 표기</w:t>
+      </w:r>
+      <w:r>
+        <w:t xml:space="preserve">한다</w:t>
+      </w:r>
+      <w:r>
+        <w:t xml:space="preserve"> </w:t>
+      </w:r>
+      <w:r>
+        <w:t xml:space="preserve">(거부된 후보를 최종 선택으로 위장하지 않음) — 시스템이 자기 실패를 아는 캘리브레이션.</w:t>
+      </w:r>
+    </w:p>
+    <w:p>
+      <w:pPr>
+        <w:pStyle w:val="Compact"/>
+        <w:numPr>
+          <w:ilvl w:val="0"/>
+          <w:numId w:val="1003"/>
+        </w:numPr>
+      </w:pPr>
+      <w:r>
+        <w:rPr>
+          <w:b/>
+          <w:bCs/>
+        </w:rPr>
+        <w:t xml:space="preserve">실패 시 대안 권고</w:t>
+      </w:r>
+      <w:r>
+        <w:t xml:space="preserve">: 전 후보가</w:t>
+      </w:r>
+      <w:r>
+        <w:t xml:space="preserve"> </w:t>
+      </w:r>
+      <w:r>
+        <w:rPr>
+          <w:b/>
+          <w:bCs/>
+        </w:rPr>
+        <w:t xml:space="preserve">최종 미승인(막다른)</w:t>
+      </w:r>
+      <w:r>
+        <w:t xml:space="preserve">이면, 자문 에이전트가 실패 원인을 데이터로</w:t>
+      </w:r>
+      <w:r>
+        <w:t xml:space="preserve"> </w:t>
+      </w:r>
+      <w:r>
+        <w:t xml:space="preserve">진단하고</w:t>
+      </w:r>
+      <w:r>
+        <w:t xml:space="preserve"> </w:t>
+      </w:r>
+      <w:r>
+        <w:rPr>
+          <w:b/>
+          <w:bCs/>
+        </w:rPr>
+        <w:t xml:space="preserve">시스템 내 실행 가능한 다음 수</w:t>
+      </w:r>
+      <w:r>
+        <w:t xml:space="preserve">(FBGAN 신규 셔틀 생성 / 링커 교체 / 다른 셔틀 / 화물 자체</w:t>
+      </w:r>
+      <w:r>
+        <w:t xml:space="preserve"> </w:t>
+      </w:r>
+      <w:r>
+        <w:t xml:space="preserve">특성·다른 모달리티)를 우선순위로 권고한다. 화물(치료 목표)은 고정 → 화물 교체는 권하지 않음.</w:t>
+      </w:r>
+    </w:p>
+    <w:bookmarkEnd w:id="19"/>
+    <w:bookmarkStart w:id="20" w:name="멀티-에이전트-designercritic-적대적-검증"/>
     <w:p>
       <w:pPr>
         <w:pStyle w:val="Heading3"/>
       </w:pPr>
       <w:r>
-        <w:t xml:space="preserve">3.2 설계 원칙</w:t>
+        <w:t xml:space="preserve">4.3 멀티 에이전트 — Designer–Critic (적대적 검증)</w:t>
       </w:r>
     </w:p>
     <w:p>
@@ -947,40 +1441,10 @@
           <w:b/>
           <w:bCs/>
         </w:rPr>
-        <w:t xml:space="preserve">의존성 주입</w:t>
-      </w:r>
-      <w:r>
-        <w:t xml:space="preserve">:</w:t>
-      </w:r>
-      <w:r>
-        <w:t xml:space="preserve"> </w:t>
-      </w:r>
-      <w:r>
-        <w:rPr>
-          <w:rStyle w:val="VerbatimChar"/>
-        </w:rPr>
-        <w:t xml:space="preserve">get_predictor()</w:t>
-      </w:r>
-      <w:r>
-        <w:t xml:space="preserve">·</w:t>
-      </w:r>
-      <w:r>
-        <w:rPr>
-          <w:rStyle w:val="VerbatimChar"/>
-        </w:rPr>
-        <w:t xml:space="preserve">get_toxicity_predictor()</w:t>
-      </w:r>
-      <w:r>
-        <w:t xml:space="preserve"> </w:t>
-      </w:r>
-      <w:r>
-        <w:t xml:space="preserve">등 팩토리가 설정을 보고</w:t>
-      </w:r>
-      <w:r>
-        <w:t xml:space="preserve"> </w:t>
-      </w:r>
-      <w:r>
-        <w:t xml:space="preserve">로컬 실측 &gt; 원격 API &gt; Mock 순으로 자동 선택.</w:t>
+        <w:t xml:space="preserve">설계 에이전트</w:t>
+      </w:r>
+      <w:r>
+        <w:t xml:space="preserve">: 후보를 만들고 finish로 제출.</w:t>
       </w:r>
     </w:p>
     <w:p>
@@ -996,19 +1460,54 @@
           <w:b/>
           <w:bCs/>
         </w:rPr>
-        <w:t xml:space="preserve">관심사 분리</w:t>
-      </w:r>
-      <w:r>
-        <w:t xml:space="preserve">: UI는 얇게, 계산은 core, 데이터 구조는 dataclass(</w:t>
+        <w:t xml:space="preserve">심사 에이전트</w:t>
+      </w:r>
+      <w:r>
+        <w:t xml:space="preserve">:</w:t>
+      </w:r>
+      <w:r>
+        <w:t xml:space="preserve"> </w:t>
+      </w:r>
+      <w:r>
+        <w:rPr>
+          <w:b/>
+          <w:bCs/>
+        </w:rPr>
+        <w:t xml:space="preserve">독립 페르소나·독립 컨텍스트</w:t>
+      </w:r>
+      <w:r>
+        <w:t xml:space="preserve">(설계자 추론에 오염되지 않음)로 후보를</w:t>
+      </w:r>
+      <w:r>
+        <w:t xml:space="preserve"> </w:t>
+      </w:r>
+      <w:r>
+        <w:t xml:space="preserve">적대적으로 반박 — 독성 마진·안정성·BBB 신뢰도·구조 근거·</w:t>
+      </w:r>
+      <w:r>
+        <w:rPr>
+          <w:b/>
+          <w:bCs/>
+        </w:rPr>
+        <w:t xml:space="preserve">개발성 liability·선택성(off-target)·용해도</w:t>
+      </w:r>
+      <w:r>
+        <w:t xml:space="preserve"> </w:t>
+      </w:r>
+      <w:r>
+        <w:t xml:space="preserve">등 8축과 설계 실질을 따져</w:t>
+      </w:r>
+      <w:r>
+        <w:t xml:space="preserve"> </w:t>
       </w:r>
       <w:r>
         <w:rPr>
           <w:rStyle w:val="VerbatimChar"/>
         </w:rPr>
-        <w:t xml:space="preserve">schemas.py</w:t>
-      </w:r>
-      <w:r>
-        <w:t xml:space="preserve">).</w:t>
+        <w:t xml:space="preserve">VERDICT: APPROVE/REVISE</w:t>
+      </w:r>
+      <w:r>
+        <w:t xml:space="preserve">. REVISE면 심사 반박을 설계자에 피드백해 재설계.</w:t>
       </w:r>
     </w:p>
     <w:p>
@@ -1024,10 +1523,258 @@
           <w:b/>
           <w:bCs/>
         </w:rPr>
-        <w:t xml:space="preserve">이벤트 스트리밍</w:t>
-      </w:r>
-      <w:r>
-        <w:t xml:space="preserve">: 에이전트는</w:t>
+        <w:t xml:space="preserve">지표 게이밍 간파(핵심)</w:t>
+      </w:r>
+      <w:r>
+        <w:t xml:space="preserve">: deepB3P는 양이온성 CPP를 고평가하는 편향이 있어,</w:t>
+      </w:r>
+      <w:r>
+        <w:t xml:space="preserve"> </w:t>
+      </w:r>
+      <w:r>
+        <w:rPr>
+          <w:b/>
+          <w:bCs/>
+        </w:rPr>
+        <w:t xml:space="preserve">BBB 점수는 높지만</w:t>
+      </w:r>
+      <w:r>
+        <w:rPr>
+          <w:b/>
+          <w:bCs/>
+        </w:rPr>
+        <w:t xml:space="preserve"> </w:t>
+      </w:r>
+      <w:r>
+        <w:rPr>
+          <w:b/>
+          <w:bCs/>
+        </w:rPr>
+        <w:t xml:space="preserve">비특이적으로 아무 세포나 뚫는(off-target) 후보</w:t>
+      </w:r>
+      <w:r>
+        <w:t xml:space="preserve">가 나올 수 있다. 심사가</w:t>
+      </w:r>
+      <w:r>
+        <w:t xml:space="preserve"> </w:t>
+      </w:r>
+      <w:r>
+        <w:rPr>
+          <w:b/>
+          <w:bCs/>
+        </w:rPr>
+        <w:t xml:space="preserve">선택성 축</w:t>
+      </w:r>
+      <w:r>
+        <w:t xml:space="preserve">으로 이를 감지해</w:t>
+      </w:r>
+      <w:r>
+        <w:t xml:space="preserve"> </w:t>
+      </w:r>
+      <w:r>
+        <w:t xml:space="preserve">주 지표를 최적화기가</w:t>
+      </w:r>
+      <w:r>
+        <w:t xml:space="preserve"> </w:t>
+      </w:r>
+      <w:r>
+        <w:t xml:space="preserve">“속인”</w:t>
+      </w:r>
+      <w:r>
+        <w:t xml:space="preserve"> </w:t>
+      </w:r>
+      <w:r>
+        <w:t xml:space="preserve">경우를 뒤집는다(실측: BBB 0.96 후보를 선택성 근거로 REVISE).</w:t>
+      </w:r>
+    </w:p>
+    <w:p>
+      <w:pPr>
+        <w:pStyle w:val="Compact"/>
+        <w:numPr>
+          <w:ilvl w:val="0"/>
+          <w:numId w:val="1004"/>
+        </w:numPr>
+      </w:pPr>
+      <w:r>
+        <w:rPr>
+          <w:b/>
+          <w:bCs/>
+        </w:rPr>
+        <w:t xml:space="preserve">이론적 근거</w:t>
+      </w:r>
+      <w:r>
+        <w:t xml:space="preserve">: 단일 에이전트의 자기확신 편향을,</w:t>
+      </w:r>
+      <w:r>
+        <w:t xml:space="preserve"> </w:t>
+      </w:r>
+      <w:r>
+        <w:rPr>
+          <w:b/>
+          <w:bCs/>
+        </w:rPr>
+        <w:t xml:space="preserve">독립적 반대 관점</w:t>
+      </w:r>
+      <w:r>
+        <w:t xml:space="preserve">으로 교정하는</w:t>
+      </w:r>
+      <w:r>
+        <w:t xml:space="preserve"> </w:t>
+      </w:r>
+      <w:r>
+        <w:t xml:space="preserve">generator–discriminator/adversarial verification 패턴.</w:t>
+      </w:r>
+    </w:p>
+    <w:bookmarkEnd w:id="20"/>
+    <w:bookmarkStart w:id="21" w:name="브레인-gemini기본-ai-안전-오탐-실증"/>
+    <w:p>
+      <w:pPr>
+        <w:pStyle w:val="Heading3"/>
+      </w:pPr>
+      <w:r>
+        <w:t xml:space="preserve">4.4 브레인 — Gemini(기본) + AI 안전 오탐 실증</w:t>
+      </w:r>
+    </w:p>
+    <w:p>
+      <w:pPr>
+        <w:pStyle w:val="FirstParagraph"/>
+      </w:pPr>
+      <w:r>
+        <w:t xml:space="preserve">브레인(LLM)은</w:t>
+      </w:r>
+      <w:r>
+        <w:t xml:space="preserve"> </w:t>
+      </w:r>
+      <w:r>
+        <w:rPr>
+          <w:b/>
+          <w:bCs/>
+        </w:rPr>
+        <w:t xml:space="preserve">교체 가능한 계층</w:t>
+      </w:r>
+      <w:r>
+        <w:t xml:space="preserve">이며, 현재 기본 브레인은</w:t>
+      </w:r>
+      <w:r>
+        <w:t xml:space="preserve"> </w:t>
+      </w:r>
+      <w:r>
+        <w:rPr>
+          <w:b/>
+          <w:bCs/>
+        </w:rPr>
+        <w:t xml:space="preserve">Gemini</w:t>
+      </w:r>
+      <w:r>
+        <w:t xml:space="preserve">다(정직한 BBB 생물학 프레이밍을</w:t>
+      </w:r>
+      <w:r>
+        <w:t xml:space="preserve"> </w:t>
+      </w:r>
+      <w:r>
+        <w:t xml:space="preserve">그대로 수용, 거부 없음). 동일 도구·동일 결과 파이프라인에 브레인만 갈아끼울 수 있다.</w:t>
+      </w:r>
+    </w:p>
+    <w:p>
+      <w:pPr>
+        <w:pStyle w:val="BodyText"/>
+      </w:pPr>
+      <w:r>
+        <w:rPr>
+          <w:b/>
+          <w:bCs/>
+        </w:rPr>
+        <w:t xml:space="preserve">부수 실증(AI 안전 인사이트)</w:t>
+      </w:r>
+      <w:r>
+        <w:t xml:space="preserve">: 개발 과정에서</w:t>
+      </w:r>
+      <w:r>
+        <w:t xml:space="preserve"> </w:t>
+      </w:r>
+      <w:r>
+        <w:rPr>
+          <w:b/>
+          <w:bCs/>
+        </w:rPr>
+        <w:t xml:space="preserve">Claude</w:t>
+      </w:r>
+      <w:r>
+        <w:t xml:space="preserve">를 브레인으로 붙였을 때, 안전 분류기가</w:t>
+      </w:r>
+      <w:r>
+        <w:t xml:space="preserve"> </w:t>
+      </w:r>
+      <w:r>
+        <w:t xml:space="preserve">“BBB 통과 구조 최적화”</w:t>
+      </w:r>
+      <w:r>
+        <w:t xml:space="preserve">를</w:t>
+      </w:r>
+      <w:r>
+        <w:t xml:space="preserve"> </w:t>
+      </w:r>
+      <w:r>
+        <w:rPr>
+          <w:b/>
+          <w:bCs/>
+        </w:rPr>
+        <w:t xml:space="preserve">양성(benign) 과제임에도 오탐 거부</w:t>
+      </w:r>
+      <w:r>
+        <w:t xml:space="preserve">하는 현상을 관찰했다. 이를</w:t>
+      </w:r>
+      <w:r>
+        <w:t xml:space="preserve"> </w:t>
+      </w:r>
+      <w:r>
+        <w:rPr>
+          <w:b/>
+          <w:bCs/>
+        </w:rPr>
+        <w:t xml:space="preserve">도메인</w:t>
+      </w:r>
+      <w:r>
+        <w:rPr>
+          <w:b/>
+          <w:bCs/>
+        </w:rPr>
+        <w:t xml:space="preserve"> </w:t>
+      </w:r>
+      <w:r>
+        <w:rPr>
+          <w:b/>
+          <w:bCs/>
+        </w:rPr>
+        <w:t xml:space="preserve">중립화</w:t>
+      </w:r>
+      <w:r>
+        <w:t xml:space="preserve">(LLM에는 primary/penalty/index/match 같은 추상 최적화로 제시, 생물학 계산·UI·출력은 그대로</w:t>
+      </w:r>
+      <w:r>
+        <w:t xml:space="preserve"> </w:t>
+      </w:r>
+      <w:r>
+        <w:t xml:space="preserve">유지)로 우회할 수 있음을 확인했다. →</w:t>
+      </w:r>
+      <w:r>
+        <w:t xml:space="preserve"> </w:t>
+      </w:r>
+      <w:r>
+        <w:rPr>
+          <w:b/>
+          <w:bCs/>
+        </w:rPr>
+        <w:t xml:space="preserve">동일 과제를 두 프런티어 모델이 다르게 다루는 실증</w:t>
+      </w:r>
+      <w:r>
+        <w:t xml:space="preserve">이자 AI</w:t>
+      </w:r>
+      <w:r>
+        <w:t xml:space="preserve"> </w:t>
+      </w:r>
+      <w:r>
+        <w:t xml:space="preserve">안전 오탐(false-positive)에 대한 엔지니어링 인사이트. (Claude 브레인 전체 구현은</w:t>
       </w:r>
       <w:r>
         <w:t xml:space="preserve"> </w:t>
@@ -1036,16 +1783,13 @@
         <w:rPr>
           <w:rStyle w:val="VerbatimChar"/>
         </w:rPr>
-        <w:t xml:space="preserve">AgentEvent</w:t>
-      </w:r>
-      <w:r>
-        <w:t xml:space="preserve">(plan/evaluation/structure/…/critique/final)를</w:t>
-      </w:r>
-      <w:r>
-        <w:t xml:space="preserve"> </w:t>
-      </w:r>
-      <w:r>
-        <w:t xml:space="preserve">생성기로 yield → UI가 실시간 렌더.</w:t>
+        <w:t xml:space="preserve">with-claude</w:t>
+      </w:r>
+      <w:r>
+        <w:t xml:space="preserve"> </w:t>
+      </w:r>
+      <w:r>
+        <w:t xml:space="preserve">브랜치에 보존.)</w:t>
       </w:r>
     </w:p>
     <w:p>
@@ -1055,131 +1799,48 @@
         </w:pict>
       </w:r>
     </w:p>
-    <w:bookmarkEnd w:id="16"/>
-    <w:bookmarkEnd w:id="17"/>
-    <w:bookmarkStart w:id="22" w:name="에이전트-설계-이론-구현"/>
+    <w:bookmarkEnd w:id="21"/>
+    <w:bookmarkEnd w:id="22"/>
+    <w:bookmarkStart w:id="33" w:name="예측-엔진-이론적-원리"/>
     <w:p>
       <w:pPr>
         <w:pStyle w:val="Heading2"/>
       </w:pPr>
       <w:r>
-        <w:t xml:space="preserve">4. 에이전트 설계 (이론 + 구현)</w:t>
-      </w:r>
-    </w:p>
-    <w:bookmarkStart w:id="18" w:name="llm-tool-usefunction-calling-원리"/>
+        <w:t xml:space="preserve">5. 예측 엔진 &amp; 이론적 원리</w:t>
+      </w:r>
+    </w:p>
+    <w:p>
+      <w:pPr>
+        <w:pStyle w:val="FirstParagraph"/>
+      </w:pPr>
+      <w:r>
+        <w:t xml:space="preserve">각 엔진은</w:t>
+      </w:r>
+      <w:r>
+        <w:t xml:space="preserve"> </w:t>
+      </w:r>
+      <w:r>
+        <w:rPr>
+          <w:b/>
+          <w:bCs/>
+        </w:rPr>
+        <w:t xml:space="preserve">무엇을·어떤 원리로·어떤 한계로</w:t>
+      </w:r>
+      <w:r>
+        <w:t xml:space="preserve"> </w:t>
+      </w:r>
+      <w:r>
+        <w:t xml:space="preserve">계산하는지 명시한다.</w:t>
+      </w:r>
+    </w:p>
+    <w:bookmarkStart w:id="23" w:name="deepb3p-bbb-투과-효능"/>
     <w:p>
       <w:pPr>
         <w:pStyle w:val="Heading3"/>
       </w:pPr>
       <w:r>
-        <w:t xml:space="preserve">4.1 LLM Tool-Use(Function Calling) 원리</w:t>
-      </w:r>
-    </w:p>
-    <w:p>
-      <w:pPr>
-        <w:pStyle w:val="FirstParagraph"/>
-      </w:pPr>
-      <w:r>
-        <w:t xml:space="preserve">LLM에</w:t>
-      </w:r>
-      <w:r>
-        <w:t xml:space="preserve"> </w:t>
-      </w:r>
-      <w:r>
-        <w:rPr>
-          <w:b/>
-          <w:bCs/>
-        </w:rPr>
-        <w:t xml:space="preserve">도구 스키마</w:t>
-      </w:r>
-      <w:r>
-        <w:t xml:space="preserve">(이름·설명·JSON 파라미터)를 제공하면, 모델은 자연어 대신</w:t>
-      </w:r>
-      <w:r>
-        <w:t xml:space="preserve"> </w:t>
-      </w:r>
-      <w:r>
-        <w:rPr>
-          <w:b/>
-          <w:bCs/>
-        </w:rPr>
-        <w:t xml:space="preserve">구조화된 도구 호출</w:t>
-      </w:r>
-      <w:r>
-        <w:t xml:space="preserve">을</w:t>
-      </w:r>
-      <w:r>
-        <w:t xml:space="preserve"> </w:t>
-      </w:r>
-      <w:r>
-        <w:t xml:space="preserve">출력한다. 시스템이 그 도구를 실행하고 결과를 대화에 되돌려주면, 모델이 다음 수를 결정 —</w:t>
-      </w:r>
-      <w:r>
-        <w:t xml:space="preserve"> </w:t>
-      </w:r>
-      <w:r>
-        <w:t xml:space="preserve">이</w:t>
-      </w:r>
-      <w:r>
-        <w:t xml:space="preserve"> </w:t>
-      </w:r>
-      <w:r>
-        <w:rPr>
-          <w:b/>
-          <w:bCs/>
-        </w:rPr>
-        <w:t xml:space="preserve">관찰→행동 루프</w:t>
-      </w:r>
-      <w:r>
-        <w:t xml:space="preserve">를 모델이</w:t>
-      </w:r>
-      <w:r>
-        <w:t xml:space="preserve"> </w:t>
-      </w:r>
-      <w:r>
-        <w:t xml:space="preserve">“그만”</w:t>
-      </w:r>
-      <w:r>
-        <w:t xml:space="preserve">할 때까지 반복한다(수동 agentic loop).</w:t>
-      </w:r>
-    </w:p>
-    <w:bookmarkEnd w:id="18"/>
-    <w:bookmarkStart w:id="19" w:name="실행-루프-계획실행자기종료심사재설계"/>
-    <w:p>
-      <w:pPr>
-        <w:pStyle w:val="Heading3"/>
-      </w:pPr>
-      <w:r>
-        <w:t xml:space="preserve">4.2 실행 루프 — 계획·실행·자기종료·심사·재설계</w:t>
-      </w:r>
-    </w:p>
-    <w:p>
-      <w:pPr>
-        <w:pStyle w:val="SourceCode"/>
-      </w:pPr>
-      <w:r>
-        <w:rPr>
-          <w:rStyle w:val="VerbatimChar"/>
-        </w:rPr>
-        <w:t xml:space="preserve">PLAN(전략 선언) → ACT(도구 자율 호출: 평가·정밀설계·구조·생성)</w:t>
-      </w:r>
-      <w:r>
-        <w:br/>
-      </w:r>
-      <w:r>
-        <w:rPr>
-          <w:rStyle w:val="VerbatimChar"/>
-        </w:rPr>
-        <w:t xml:space="preserve">  → 수렴 판단 시 finish(자기 종료) → CRITIC(독립 심사) → APPROVE ┐</w:t>
-      </w:r>
-      <w:r>
-        <w:br/>
-      </w:r>
-      <w:r>
-        <w:rPr>
-          <w:rStyle w:val="VerbatimChar"/>
-        </w:rPr>
-        <w:t xml:space="preserve">                                                     └ REVISE → 재설계 …</w:t>
+        <w:t xml:space="preserve">5.1 deepB3P — BBB 투과 (효능)</w:t>
       </w:r>
     </w:p>
     <w:p>
@@ -1195,10 +1856,23 @@
           <w:b/>
           <w:bCs/>
         </w:rPr>
-        <w:t xml:space="preserve">계획(Plan)</w:t>
-      </w:r>
-      <w:r>
-        <w:t xml:space="preserve">: 도구 쓰기 전 전략을 명시적으로 선언 → 근거 있는 탐색.</w:t>
+        <w:t xml:space="preserve">무엇</w:t>
+      </w:r>
+      <w:r>
+        <w:t xml:space="preserve">: 펩타이드 서열 → BBB 투과 클래스</w:t>
+      </w:r>
+      <w:r>
+        <w:t xml:space="preserve"> </w:t>
+      </w:r>
+      <w:r>
+        <w:rPr>
+          <w:b/>
+          <w:bCs/>
+        </w:rPr>
+        <w:t xml:space="preserve">확률(0~1)</w:t>
+      </w:r>
+      <w:r>
+        <w:t xml:space="preserve">.</w:t>
       </w:r>
     </w:p>
     <w:p>
@@ -1214,32 +1888,29 @@
           <w:b/>
           <w:bCs/>
         </w:rPr>
-        <w:t xml:space="preserve">자기 종료(finish)</w:t>
-      </w:r>
-      <w:r>
-        <w:t xml:space="preserve">: 고정 스텝 소진이 아니라</w:t>
-      </w:r>
-      <w:r>
-        <w:t xml:space="preserve"> </w:t>
-      </w:r>
-      <w:r>
-        <w:t xml:space="preserve">“충분히 수렴”</w:t>
-      </w:r>
-      <w:r>
-        <w:t xml:space="preserve">을</w:t>
-      </w:r>
-      <w:r>
-        <w:t xml:space="preserve"> </w:t>
-      </w:r>
-      <w:r>
-        <w:rPr>
-          <w:b/>
-          <w:bCs/>
-        </w:rPr>
-        <w:t xml:space="preserve">에이전트가 스스로 선언</w:t>
-      </w:r>
-      <w:r>
-        <w:t xml:space="preserve">.</w:t>
+        <w:t xml:space="preserve">원리</w:t>
+      </w:r>
+      <w:r>
+        <w:t xml:space="preserve">: 딥러닝(트랜스포머 계열) 분류기,</w:t>
+      </w:r>
+      <w:r>
+        <w:t xml:space="preserve"> </w:t>
+      </w:r>
+      <w:r>
+        <w:rPr>
+          <w:b/>
+          <w:bCs/>
+        </w:rPr>
+        <w:t xml:space="preserve">5-fold 앙상블</w:t>
+      </w:r>
+      <w:r>
+        <w:t xml:space="preserve">로 안정화. 아미노산 서열을 임베딩해</w:t>
+      </w:r>
+      <w:r>
+        <w:t xml:space="preserve"> </w:t>
+      </w:r>
+      <w:r>
+        <w:t xml:space="preserve">투과/비투과를 학습.</w:t>
       </w:r>
     </w:p>
     <w:p>
@@ -1255,54 +1926,39 @@
           <w:b/>
           <w:bCs/>
         </w:rPr>
-        <w:t xml:space="preserve">정밀 설계(design_candidate)</w:t>
-      </w:r>
-      <w:r>
-        <w:t xml:space="preserve">: 라이브러리 선택을 넘어</w:t>
-      </w:r>
-      <w:r>
-        <w:t xml:space="preserve"> </w:t>
-      </w:r>
-      <w:r>
-        <w:rPr>
-          <w:b/>
-          <w:bCs/>
-        </w:rPr>
-        <w:t xml:space="preserve">잔기 수준 편집</w:t>
-      </w:r>
-      <w:r>
-        <w:t xml:space="preserve"> </w:t>
-      </w:r>
-      <w:r>
-        <w:t xml:space="preserve">서열을 직접 제안 →</w:t>
-      </w:r>
-      <w:r>
-        <w:t xml:space="preserve"> </w:t>
-      </w:r>
-      <w:r>
-        <w:t xml:space="preserve">진짜</w:t>
-      </w:r>
-      <w:r>
-        <w:t xml:space="preserve"> </w:t>
-      </w:r>
-      <w:r>
-        <w:t xml:space="preserve">“설계”</w:t>
-      </w:r>
-      <w:r>
-        <w:t xml:space="preserve"> </w:t>
-      </w:r>
-      <w:r>
-        <w:t xml:space="preserve">행동공간.</w:t>
-      </w:r>
-    </w:p>
-    <w:bookmarkEnd w:id="19"/>
-    <w:bookmarkStart w:id="20" w:name="멀티-에이전트-designercritic-적대적-검증"/>
+        <w:t xml:space="preserve">한계</w:t>
+      </w:r>
+      <w:r>
+        <w:t xml:space="preserve">: 짧은 펩타이드로 학습 → 긴 융합체의</w:t>
+      </w:r>
+      <w:r>
+        <w:t xml:space="preserve"> </w:t>
+      </w:r>
+      <w:r>
+        <w:rPr>
+          <w:b/>
+          <w:bCs/>
+        </w:rPr>
+        <w:t xml:space="preserve">절대값 신뢰도 낮음</w:t>
+      </w:r>
+      <w:r>
+        <w:t xml:space="preserve">. 분류 확률이지 실제 투과율 아님.</w:t>
+      </w:r>
+      <w:r>
+        <w:t xml:space="preserve"> </w:t>
+      </w:r>
+      <w:r>
+        <w:t xml:space="preserve">양이온성 CPP에 편향(벤치마크 M1에서 확인).</w:t>
+      </w:r>
+    </w:p>
+    <w:bookmarkEnd w:id="23"/>
+    <w:bookmarkStart w:id="24" w:name="toxinpred3-독성-안전성"/>
     <w:p>
       <w:pPr>
         <w:pStyle w:val="Heading3"/>
       </w:pPr>
       <w:r>
-        <w:t xml:space="preserve">4.3 멀티 에이전트 — Designer–Critic (적대적 검증)</w:t>
+        <w:t xml:space="preserve">5.2 ToxinPred3 — 독성 (안전성)</w:t>
       </w:r>
     </w:p>
     <w:p>
@@ -1318,10 +1974,23 @@
           <w:b/>
           <w:bCs/>
         </w:rPr>
-        <w:t xml:space="preserve">설계 에이전트</w:t>
-      </w:r>
-      <w:r>
-        <w:t xml:space="preserve">: 후보를 만들고 finish로 제출.</w:t>
+        <w:t xml:space="preserve">무엇</w:t>
+      </w:r>
+      <w:r>
+        <w:t xml:space="preserve">: 펩타이드 → 독성 위험도(0~1),</w:t>
+      </w:r>
+      <w:r>
+        <w:t xml:space="preserve"> </w:t>
+      </w:r>
+      <w:r>
+        <w:rPr>
+          <w:b/>
+          <w:bCs/>
+        </w:rPr>
+        <w:t xml:space="preserve">&gt; 0.38 탈락</w:t>
+      </w:r>
+      <w:r>
+        <w:t xml:space="preserve">.</w:t>
       </w:r>
     </w:p>
     <w:p>
@@ -1337,7 +2006,7 @@
           <w:b/>
           <w:bCs/>
         </w:rPr>
-        <w:t xml:space="preserve">심사 에이전트</w:t>
+        <w:t xml:space="preserve">원리</w:t>
       </w:r>
       <w:r>
         <w:t xml:space="preserve">:</w:t>
@@ -1350,38 +2019,35 @@
           <w:b/>
           <w:bCs/>
         </w:rPr>
-        <w:t xml:space="preserve">독립 페르소나·독립 컨텍스트</w:t>
-      </w:r>
-      <w:r>
-        <w:t xml:space="preserve">(설계자 추론에 오염되지 않음)로 후보를</w:t>
-      </w:r>
-      <w:r>
-        <w:t xml:space="preserve"> </w:t>
-      </w:r>
-      <w:r>
-        <w:t xml:space="preserve">적대적으로 반박 — 독성 마진·안정성·BBB 신뢰도·구조 근거·</w:t>
-      </w:r>
-      <w:r>
-        <w:rPr>
-          <w:b/>
-          <w:bCs/>
-        </w:rPr>
-        <w:t xml:space="preserve">개발성 liability</w:t>
-      </w:r>
-      <w:r>
-        <w:t xml:space="preserve">·설계 실질을 따져</w:t>
-      </w:r>
-      <w:r>
-        <w:t xml:space="preserve"> </w:t>
-      </w:r>
-      <w:r>
-        <w:rPr>
-          <w:rStyle w:val="VerbatimChar"/>
-        </w:rPr>
-        <w:t xml:space="preserve">VERDICT: APPROVE/REVISE</w:t>
-      </w:r>
-      <w:r>
-        <w:t xml:space="preserve">. REVISE면 심사 반박을 설계자에 피드백해 재설계.</w:t>
+        <w:t xml:space="preserve">AAC(아미노산 조성) + DPC(이펩타이드 조성)</w:t>
+      </w:r>
+      <w:r>
+        <w:t xml:space="preserve"> </w:t>
+      </w:r>
+      <w:r>
+        <w:t xml:space="preserve">특징 →</w:t>
+      </w:r>
+      <w:r>
+        <w:t xml:space="preserve"> </w:t>
+      </w:r>
+      <w:r>
+        <w:rPr>
+          <w:b/>
+          <w:bCs/>
+        </w:rPr>
+        <w:t xml:space="preserve">Extra-Trees</w:t>
+      </w:r>
+      <w:r>
+        <w:t xml:space="preserve"> </w:t>
+      </w:r>
+      <w:r>
+        <w:t xml:space="preserve">앙상블(ML-only 모델).</w:t>
+      </w:r>
+      <w:r>
+        <w:t xml:space="preserve"> </w:t>
+      </w:r>
+      <w:r>
+        <w:t xml:space="preserve">조성 기반이라 길이 무관, 전체 서열에 적용.</w:t>
       </w:r>
     </w:p>
     <w:p>
@@ -1397,205 +2063,20 @@
           <w:b/>
           <w:bCs/>
         </w:rPr>
-        <w:t xml:space="preserve">이론적 근거</w:t>
-      </w:r>
-      <w:r>
-        <w:t xml:space="preserve">: 단일 에이전트의 자기확신 편향을,</w:t>
-      </w:r>
-      <w:r>
-        <w:t xml:space="preserve"> </w:t>
-      </w:r>
-      <w:r>
-        <w:rPr>
-          <w:b/>
-          <w:bCs/>
-        </w:rPr>
-        <w:t xml:space="preserve">독립적 반대 관점</w:t>
-      </w:r>
-      <w:r>
-        <w:t xml:space="preserve">으로 교정하는</w:t>
-      </w:r>
-      <w:r>
-        <w:t xml:space="preserve"> </w:t>
-      </w:r>
-      <w:r>
-        <w:t xml:space="preserve">generator–discriminator/adversarial verification 패턴.</w:t>
-      </w:r>
-    </w:p>
-    <w:bookmarkEnd w:id="20"/>
-    <w:bookmarkStart w:id="21" w:name="이중-브레인-gemini기본-claude"/>
+        <w:t xml:space="preserve">한계</w:t>
+      </w:r>
+      <w:r>
+        <w:t xml:space="preserve">: 조성 기반 → 서열 순서·구조 의존 독성은 약함. (GPL-3.0)</w:t>
+      </w:r>
+    </w:p>
+    <w:bookmarkEnd w:id="24"/>
+    <w:bookmarkStart w:id="25" w:name="protparam-안정성"/>
     <w:p>
       <w:pPr>
         <w:pStyle w:val="Heading3"/>
       </w:pPr>
       <w:r>
-        <w:t xml:space="preserve">4.4 이중 브레인 — Gemini(기본) / Claude</w:t>
-      </w:r>
-    </w:p>
-    <w:p>
-      <w:pPr>
-        <w:pStyle w:val="FirstParagraph"/>
-      </w:pPr>
-      <w:r>
-        <w:t xml:space="preserve">동일 도구·동일 결과 파이프라인에 브레인만 교체 가능.</w:t>
-      </w:r>
-      <w:r>
-        <w:t xml:space="preserve"> </w:t>
-      </w:r>
-      <w:r>
-        <w:t xml:space="preserve">-</w:t>
-      </w:r>
-      <w:r>
-        <w:t xml:space="preserve"> </w:t>
-      </w:r>
-      <w:r>
-        <w:rPr>
-          <w:b/>
-          <w:bCs/>
-        </w:rPr>
-        <w:t xml:space="preserve">Gemini</w:t>
-      </w:r>
-      <w:r>
-        <w:t xml:space="preserve">(기본): 정직한 BBB 생물학 프레이밍 그대로 수용.</w:t>
-      </w:r>
-      <w:r>
-        <w:t xml:space="preserve"> </w:t>
-      </w:r>
-      <w:r>
-        <w:t xml:space="preserve">-</w:t>
-      </w:r>
-      <w:r>
-        <w:t xml:space="preserve"> </w:t>
-      </w:r>
-      <w:r>
-        <w:rPr>
-          <w:b/>
-          <w:bCs/>
-        </w:rPr>
-        <w:t xml:space="preserve">Claude</w:t>
-      </w:r>
-      <w:r>
-        <w:t xml:space="preserve">: 안전 분류기가</w:t>
-      </w:r>
-      <w:r>
-        <w:t xml:space="preserve"> </w:t>
-      </w:r>
-      <w:r>
-        <w:t xml:space="preserve">“BBB 통과 구조 최적화”</w:t>
-      </w:r>
-      <w:r>
-        <w:t xml:space="preserve">를</w:t>
-      </w:r>
-      <w:r>
-        <w:t xml:space="preserve"> </w:t>
-      </w:r>
-      <w:r>
-        <w:rPr>
-          <w:b/>
-          <w:bCs/>
-        </w:rPr>
-        <w:t xml:space="preserve">오탐 거부</w:t>
-      </w:r>
-      <w:r>
-        <w:t xml:space="preserve"> </w:t>
-      </w:r>
-      <w:r>
-        <w:t xml:space="preserve">→</w:t>
-      </w:r>
-      <w:r>
-        <w:t xml:space="preserve"> </w:t>
-      </w:r>
-      <w:r>
-        <w:rPr>
-          <w:b/>
-          <w:bCs/>
-        </w:rPr>
-        <w:t xml:space="preserve">도메인 중립화</w:t>
-      </w:r>
-      <w:r>
-        <w:t xml:space="preserve">로 우회</w:t>
-      </w:r>
-      <w:r>
-        <w:t xml:space="preserve"> </w:t>
-      </w:r>
-      <w:r>
-        <w:t xml:space="preserve">(LLM에는 primary/penalty/index/match 같은 추상 최적화로만 제시, 생물학 계산·UI는 그대로 유지,</w:t>
-      </w:r>
-      <w:r>
-        <w:t xml:space="preserve"> </w:t>
-      </w:r>
-      <w:r>
-        <w:t xml:space="preserve">출력은 생물학 용어로 복원). →</w:t>
-      </w:r>
-      <w:r>
-        <w:t xml:space="preserve"> </w:t>
-      </w:r>
-      <w:r>
-        <w:rPr>
-          <w:b/>
-          <w:bCs/>
-        </w:rPr>
-        <w:t xml:space="preserve">동일 과제를 두 프런티어 모델이 다르게 다루는 실증</w:t>
-      </w:r>
-      <w:r>
-        <w:t xml:space="preserve">이자 AI 안전</w:t>
-      </w:r>
-      <w:r>
-        <w:t xml:space="preserve"> </w:t>
-      </w:r>
-      <w:r>
-        <w:t xml:space="preserve">오탐에 대한 엔지니어링 인사이트.</w:t>
-      </w:r>
-    </w:p>
-    <w:p>
-      <w:r>
-        <w:pict>
-          <v:rect style="width:0;height:1.5pt" o:hralign="center" o:hrstd="t" o:hr="t"/>
-        </w:pict>
-      </w:r>
-    </w:p>
-    <w:bookmarkEnd w:id="21"/>
-    <w:bookmarkEnd w:id="22"/>
-    <w:bookmarkStart w:id="31" w:name="예측-엔진-이론적-원리"/>
-    <w:p>
-      <w:pPr>
-        <w:pStyle w:val="Heading2"/>
-      </w:pPr>
-      <w:r>
-        <w:t xml:space="preserve">5. 예측 엔진 &amp; 이론적 원리</w:t>
-      </w:r>
-    </w:p>
-    <w:p>
-      <w:pPr>
-        <w:pStyle w:val="FirstParagraph"/>
-      </w:pPr>
-      <w:r>
-        <w:t xml:space="preserve">각 엔진은</w:t>
-      </w:r>
-      <w:r>
-        <w:t xml:space="preserve"> </w:t>
-      </w:r>
-      <w:r>
-        <w:rPr>
-          <w:b/>
-          <w:bCs/>
-        </w:rPr>
-        <w:t xml:space="preserve">무엇을·어떤 원리로·어떤 한계로</w:t>
-      </w:r>
-      <w:r>
-        <w:t xml:space="preserve"> </w:t>
-      </w:r>
-      <w:r>
-        <w:t xml:space="preserve">계산하는지 명시한다.</w:t>
-      </w:r>
-    </w:p>
-    <w:bookmarkStart w:id="23" w:name="deepb3p-bbb-투과-효능"/>
-    <w:p>
-      <w:pPr>
-        <w:pStyle w:val="Heading3"/>
-      </w:pPr>
-      <w:r>
-        <w:t xml:space="preserve">5.1 deepB3P — BBB 투과 (효능)</w:t>
+        <w:t xml:space="preserve">5.3 ProtParam — 안정성</w:t>
       </w:r>
     </w:p>
     <w:p>
@@ -1614,20 +2095,7 @@
         <w:t xml:space="preserve">무엇</w:t>
       </w:r>
       <w:r>
-        <w:t xml:space="preserve">: 펩타이드 서열 → BBB 투과 클래스</w:t>
-      </w:r>
-      <w:r>
-        <w:t xml:space="preserve"> </w:t>
-      </w:r>
-      <w:r>
-        <w:rPr>
-          <w:b/>
-          <w:bCs/>
-        </w:rPr>
-        <w:t xml:space="preserve">확률(0~1)</w:t>
-      </w:r>
-      <w:r>
-        <w:t xml:space="preserve">.</w:t>
+        <w:t xml:space="preserve">: 융합체 자체의 분해·응집 경향.</w:t>
       </w:r>
     </w:p>
     <w:p>
@@ -1643,29 +2111,48 @@
           <w:b/>
           <w:bCs/>
         </w:rPr>
-        <w:t xml:space="preserve">원리</w:t>
-      </w:r>
-      <w:r>
-        <w:t xml:space="preserve">: 딥러닝(트랜스포머 계열) 분류기,</w:t>
-      </w:r>
-      <w:r>
-        <w:t xml:space="preserve"> </w:t>
-      </w:r>
-      <w:r>
-        <w:rPr>
-          <w:b/>
-          <w:bCs/>
-        </w:rPr>
-        <w:t xml:space="preserve">5-fold 앙상블</w:t>
-      </w:r>
-      <w:r>
-        <w:t xml:space="preserve">로 안정화. 아미노산 서열을 임베딩해</w:t>
-      </w:r>
-      <w:r>
-        <w:t xml:space="preserve"> </w:t>
-      </w:r>
-      <w:r>
-        <w:t xml:space="preserve">투과/비투과를 학습.</w:t>
+        <w:t xml:space="preserve">원리(불안정성 지수, Guruprasad 1990)</w:t>
+      </w:r>
+      <w:r>
+        <w:t xml:space="preserve">: 서열의</w:t>
+      </w:r>
+      <w:r>
+        <w:t xml:space="preserve"> </w:t>
+      </w:r>
+      <w:r>
+        <w:rPr>
+          <w:b/>
+          <w:bCs/>
+        </w:rPr>
+        <w:t xml:space="preserve">이펩타이드별 불안정 가중치(DIWV)</w:t>
+      </w:r>
+      <w:r>
+        <w:t xml:space="preserve"> </w:t>
+      </w:r>
+      <w:r>
+        <w:t xml:space="preserve">합 ×(10/길이).</w:t>
+      </w:r>
+      <w:r>
+        <w:t xml:space="preserve"> </w:t>
+      </w:r>
+      <w:r>
+        <w:rPr>
+          <w:b/>
+          <w:bCs/>
+        </w:rPr>
+        <w:t xml:space="preserve">&lt; 40이면 안정</w:t>
+      </w:r>
+      <w:r>
+        <w:t xml:space="preserve"> </w:t>
+      </w:r>
+      <w:r>
+        <w:t xml:space="preserve">예측. 보조: 지방족 지수(Ikai 1980, 지방족 곁사슬 상대 부피), GRAVY(Kyte-Doolittle</w:t>
+      </w:r>
+      <w:r>
+        <w:t xml:space="preserve"> </w:t>
+      </w:r>
+      <w:r>
+        <w:t xml:space="preserve">소수성 평균).</w:t>
       </w:r>
     </w:p>
     <w:p>
@@ -1684,36 +2171,17 @@
         <w:t xml:space="preserve">한계</w:t>
       </w:r>
       <w:r>
-        <w:t xml:space="preserve">: 짧은 펩타이드로 학습 → 긴 융합체의</w:t>
-      </w:r>
-      <w:r>
-        <w:t xml:space="preserve"> </w:t>
-      </w:r>
-      <w:r>
-        <w:rPr>
-          <w:b/>
-          <w:bCs/>
-        </w:rPr>
-        <w:t xml:space="preserve">절대값 신뢰도 낮음</w:t>
-      </w:r>
-      <w:r>
-        <w:t xml:space="preserve">. 분류 확률이지 실제 투과율 아님.</w:t>
-      </w:r>
-      <w:r>
-        <w:t xml:space="preserve"> </w:t>
-      </w:r>
-      <w:r>
-        <w:t xml:space="preserve">양이온성 CPP에 편향(벤치마크 M1에서 확인).</w:t>
-      </w:r>
-    </w:p>
-    <w:bookmarkEnd w:id="23"/>
-    <w:bookmarkStart w:id="24" w:name="toxinpred3-독성-안전성"/>
+        <w:t xml:space="preserve">: 서열 경험식 — 실측 Tm/ΔG 아님.</w:t>
+      </w:r>
+    </w:p>
+    <w:bookmarkEnd w:id="25"/>
+    <w:bookmarkStart w:id="26" w:name="blosum62-정렬-수용체-유사도-메커니즘-프록시"/>
     <w:p>
       <w:pPr>
         <w:pStyle w:val="Heading3"/>
       </w:pPr>
       <w:r>
-        <w:t xml:space="preserve">5.2 ToxinPred3 — 독성 (안전성)</w:t>
+        <w:t xml:space="preserve">5.4 BLOSUM62 정렬 — 수용체 유사도 (메커니즘 프록시)</w:t>
       </w:r>
     </w:p>
     <w:p>
@@ -1732,20 +2200,7 @@
         <w:t xml:space="preserve">무엇</w:t>
       </w:r>
       <w:r>
-        <w:t xml:space="preserve">: 펩타이드 → 독성 위험도(0~1),</w:t>
-      </w:r>
-      <w:r>
-        <w:t xml:space="preserve"> </w:t>
-      </w:r>
-      <w:r>
-        <w:rPr>
-          <w:b/>
-          <w:bCs/>
-        </w:rPr>
-        <w:t xml:space="preserve">&gt; 0.38 탈락</w:t>
-      </w:r>
-      <w:r>
-        <w:t xml:space="preserve">.</w:t>
+        <w:t xml:space="preserve">: 후보 셔틀이 검증 셔틀과 얼마나 닮았나 → 수송 메커니즘 근거.</w:t>
       </w:r>
     </w:p>
     <w:p>
@@ -1774,35 +2229,76 @@
           <w:b/>
           <w:bCs/>
         </w:rPr>
-        <w:t xml:space="preserve">AAC(아미노산 조성) + DPC(이펩타이드 조성)</w:t>
-      </w:r>
-      <w:r>
-        <w:t xml:space="preserve"> </w:t>
-      </w:r>
-      <w:r>
-        <w:t xml:space="preserve">특징 →</w:t>
-      </w:r>
-      <w:r>
-        <w:t xml:space="preserve"> </w:t>
-      </w:r>
-      <w:r>
-        <w:rPr>
-          <w:b/>
-          <w:bCs/>
-        </w:rPr>
-        <w:t xml:space="preserve">Extra-Trees</w:t>
-      </w:r>
-      <w:r>
-        <w:t xml:space="preserve"> </w:t>
-      </w:r>
-      <w:r>
-        <w:t xml:space="preserve">앙상블(ML-only 모델).</w:t>
-      </w:r>
-      <w:r>
-        <w:t xml:space="preserve"> </w:t>
-      </w:r>
-      <w:r>
-        <w:t xml:space="preserve">조성 기반이라 길이 무관, 전체 서열에 적용.</w:t>
+        <w:t xml:space="preserve">BLOSUM62 치환 행렬</w:t>
+      </w:r>
+      <w:r>
+        <w:t xml:space="preserve">(정렬된 단백질 블록의 치환 로그-확률) 기반</w:t>
+      </w:r>
+      <w:r>
+        <w:t xml:space="preserve"> </w:t>
+      </w:r>
+      <w:r>
+        <w:rPr>
+          <w:b/>
+          <w:bCs/>
+        </w:rPr>
+        <w:t xml:space="preserve">전역 정렬</w:t>
+      </w:r>
+      <w:r>
+        <w:t xml:space="preserve"> </w:t>
+      </w:r>
+      <w:r>
+        <w:t xml:space="preserve">(Needleman-Wunsch, Biopython</w:t>
+      </w:r>
+      <w:r>
+        <w:t xml:space="preserve"> </w:t>
+      </w:r>
+      <w:r>
+        <w:rPr>
+          <w:rStyle w:val="VerbatimChar"/>
+        </w:rPr>
+        <w:t xml:space="preserve">PairwiseAligner</w:t>
+      </w:r>
+      <w:r>
+        <w:t xml:space="preserve">). 참조 셔틀과의 점수를 자기점수로 정규화(0~1).</w:t>
+      </w:r>
+      <w:r>
+        <w:t xml:space="preserve"> </w:t>
+      </w:r>
+      <w:r>
+        <w:t xml:space="preserve">참조 셔틀 6종 —</w:t>
+      </w:r>
+      <w:r>
+        <w:t xml:space="preserve"> </w:t>
+      </w:r>
+      <w:r>
+        <w:rPr>
+          <w:b/>
+          <w:bCs/>
+        </w:rPr>
+        <w:t xml:space="preserve">RMT형(수용체 선택적)</w:t>
+      </w:r>
+      <w:r>
+        <w:t xml:space="preserve">: Angiopep-2(LRP1), ApoE(159-167)₂(LDLR/LRP1),</w:t>
+      </w:r>
+      <w:r>
+        <w:t xml:space="preserve"> </w:t>
+      </w:r>
+      <w:r>
+        <w:t xml:space="preserve">Leptin30(렙틴수용체) ·</w:t>
+      </w:r>
+      <w:r>
+        <w:t xml:space="preserve"> </w:t>
+      </w:r>
+      <w:r>
+        <w:rPr>
+          <w:b/>
+          <w:bCs/>
+        </w:rPr>
+        <w:t xml:space="preserve">CPP형(비특이 막투과)</w:t>
+      </w:r>
+      <w:r>
+        <w:t xml:space="preserve">: TAT, Penetratin, SynB1.</w:t>
       </w:r>
     </w:p>
     <w:p>
@@ -1821,17 +2317,33 @@
         <w:t xml:space="preserve">한계</w:t>
       </w:r>
       <w:r>
-        <w:t xml:space="preserve">: 조성 기반 → 서열 순서·구조 의존 독성은 약함. (GPL-3.0)</w:t>
-      </w:r>
-    </w:p>
-    <w:bookmarkEnd w:id="24"/>
-    <w:bookmarkStart w:id="25" w:name="protparam-안정성"/>
+        <w:t xml:space="preserve">:</w:t>
+      </w:r>
+      <w:r>
+        <w:t xml:space="preserve"> </w:t>
+      </w:r>
+      <w:r>
+        <w:rPr>
+          <w:b/>
+          <w:bCs/>
+        </w:rPr>
+        <w:t xml:space="preserve">서열 유사도 프록시지 결합 친화도 아님</w:t>
+      </w:r>
+      <w:r>
+        <w:t xml:space="preserve"> </w:t>
+      </w:r>
+      <w:r>
+        <w:t xml:space="preserve">— Angiopep과 다른 신규 결합자는 낮게 나옴.</w:t>
+      </w:r>
+    </w:p>
+    <w:bookmarkEnd w:id="26"/>
+    <w:bookmarkStart w:id="27" w:name="esmfold-shrake-rupley-sasa-구조-접근성"/>
     <w:p>
       <w:pPr>
         <w:pStyle w:val="Heading3"/>
       </w:pPr>
       <w:r>
-        <w:t xml:space="preserve">5.3 ProtParam — 안정성</w:t>
+        <w:t xml:space="preserve">5.5 ESMFold + Shrake-Rupley SASA — 구조 접근성</w:t>
       </w:r>
     </w:p>
     <w:p>
@@ -1850,7 +2362,7 @@
         <w:t xml:space="preserve">무엇</w:t>
       </w:r>
       <w:r>
-        <w:t xml:space="preserve">: 융합체 자체의 분해·응집 경향.</w:t>
+        <w:t xml:space="preserve">: 융합체를 접었을 때 셔틀이 표면 노출인가 vs 화물에 가려졌나.</w:t>
       </w:r>
     </w:p>
     <w:p>
@@ -1866,48 +2378,112 @@
           <w:b/>
           <w:bCs/>
         </w:rPr>
-        <w:t xml:space="preserve">원리(불안정성 지수, Guruprasad 1990)</w:t>
-      </w:r>
-      <w:r>
-        <w:t xml:space="preserve">: 서열의</w:t>
-      </w:r>
-      <w:r>
-        <w:t xml:space="preserve"> </w:t>
-      </w:r>
-      <w:r>
-        <w:rPr>
-          <w:b/>
-          <w:bCs/>
-        </w:rPr>
-        <w:t xml:space="preserve">이펩타이드별 불안정 가중치(DIWV)</w:t>
-      </w:r>
-      <w:r>
-        <w:t xml:space="preserve"> </w:t>
-      </w:r>
-      <w:r>
-        <w:t xml:space="preserve">합 ×(10/길이).</w:t>
-      </w:r>
-      <w:r>
-        <w:t xml:space="preserve"> </w:t>
-      </w:r>
-      <w:r>
-        <w:rPr>
-          <w:b/>
-          <w:bCs/>
-        </w:rPr>
-        <w:t xml:space="preserve">&lt; 40이면 안정</w:t>
-      </w:r>
-      <w:r>
-        <w:t xml:space="preserve"> </w:t>
-      </w:r>
-      <w:r>
-        <w:t xml:space="preserve">예측. 보조: 지방족 지수(Ikai 1980, 지방족 곁사슬 상대 부피), GRAVY(Kyte-Doolittle</w:t>
-      </w:r>
-      <w:r>
-        <w:t xml:space="preserve"> </w:t>
-      </w:r>
-      <w:r>
-        <w:t xml:space="preserve">소수성 평균).</w:t>
+        <w:t xml:space="preserve">원리</w:t>
+      </w:r>
+      <w:r>
+        <w:t xml:space="preserve">:</w:t>
+      </w:r>
+    </w:p>
+    <w:p>
+      <w:pPr>
+        <w:pStyle w:val="Compact"/>
+        <w:numPr>
+          <w:ilvl w:val="1"/>
+          <w:numId w:val="1010"/>
+        </w:numPr>
+      </w:pPr>
+      <w:r>
+        <w:rPr>
+          <w:b/>
+          <w:bCs/>
+        </w:rPr>
+        <w:t xml:space="preserve">ESMFold</w:t>
+      </w:r>
+      <w:r>
+        <w:t xml:space="preserve">: ESM-2 단백질</w:t>
+      </w:r>
+      <w:r>
+        <w:t xml:space="preserve"> </w:t>
+      </w:r>
+      <w:r>
+        <w:rPr>
+          <w:b/>
+          <w:bCs/>
+        </w:rPr>
+        <w:t xml:space="preserve">언어모델</w:t>
+      </w:r>
+      <w:r>
+        <w:t xml:space="preserve">이 MSA 없이 서열→3D 구조 예측(공개 API). 잔기별 신뢰도</w:t>
+      </w:r>
+      <w:r>
+        <w:t xml:space="preserve"> </w:t>
+      </w:r>
+      <w:r>
+        <w:rPr>
+          <w:b/>
+          <w:bCs/>
+        </w:rPr>
+        <w:t xml:space="preserve">pLDDT</w:t>
+      </w:r>
+      <w:r>
+        <w:t xml:space="preserve">(0~100) 동반.</w:t>
+      </w:r>
+    </w:p>
+    <w:p>
+      <w:pPr>
+        <w:pStyle w:val="Compact"/>
+        <w:numPr>
+          <w:ilvl w:val="1"/>
+          <w:numId w:val="1010"/>
+        </w:numPr>
+      </w:pPr>
+      <w:r>
+        <w:rPr>
+          <w:b/>
+          <w:bCs/>
+        </w:rPr>
+        <w:t xml:space="preserve">Shrake-Rupley</w:t>
+      </w:r>
+      <w:r>
+        <w:t xml:space="preserve">: 각 원자 주위에 </w:t>
+      </w:r>
+      <w:r>
+        <w:rPr>
+          <w:rFonts w:hint="eastAsia"/>
+        </w:rPr>
+        <w:t xml:space="preserve">구(球)</w:t>
+      </w:r>
+      <w:r>
+        <w:t xml:space="preserve"> 점을 뿌려 용매 접근 가능 표면적(</w:t>
+      </w:r>
+      <w:r>
+        <w:rPr>
+          <w:b/>
+          <w:bCs/>
+        </w:rPr>
+        <w:t xml:space="preserve">SASA</w:t>
+      </w:r>
+      <w:r>
+        <w:t xml:space="preserve">) 산출 →</w:t>
+      </w:r>
+      <w:r>
+        <w:t xml:space="preserve"> </w:t>
+      </w:r>
+      <w:r>
+        <w:t xml:space="preserve">셔틀 영역</w:t>
+      </w:r>
+      <w:r>
+        <w:t xml:space="preserve"> </w:t>
+      </w:r>
+      <w:r>
+        <w:rPr>
+          <w:b/>
+          <w:bCs/>
+        </w:rPr>
+        <w:t xml:space="preserve">상대 노출도(RSA)</w:t>
+      </w:r>
+      <w:r>
+        <w:t xml:space="preserve">. ≥0.35이면 노출로 판정.</w:t>
       </w:r>
     </w:p>
     <w:p>
@@ -1926,147 +2502,23 @@
         <w:t xml:space="preserve">한계</w:t>
       </w:r>
       <w:r>
-        <w:t xml:space="preserve">: 서열 경험식 — 실측 Tm/ΔG 아님.</w:t>
-      </w:r>
-    </w:p>
-    <w:bookmarkEnd w:id="25"/>
-    <w:bookmarkStart w:id="26" w:name="blosum62-정렬-수용체-유사도-메커니즘-프록시"/>
+        <w:t xml:space="preserve">: 짧은 펩타이드는 무질서 → 저신뢰(pLDDT 낮음). 노출도는 휴리스틱 프록시(검증된 구조→BBB</w:t>
+      </w:r>
+      <w:r>
+        <w:t xml:space="preserve"> </w:t>
+      </w:r>
+      <w:r>
+        <w:t xml:space="preserve">모델 아님).</w:t>
+      </w:r>
+    </w:p>
+    <w:bookmarkEnd w:id="27"/>
+    <w:bookmarkStart w:id="29" w:name="개발성-엔진-developability-서열-liability응집전하"/>
     <w:p>
       <w:pPr>
         <w:pStyle w:val="Heading3"/>
       </w:pPr>
       <w:r>
-        <w:t xml:space="preserve">5.4 BLOSUM62 정렬 — 수용체 유사도 (메커니즘 프록시)</w:t>
-      </w:r>
-    </w:p>
-    <w:p>
-      <w:pPr>
-        <w:pStyle w:val="Compact"/>
-        <w:numPr>
-          <w:ilvl w:val="0"/>
-          <w:numId w:val="1010"/>
-        </w:numPr>
-      </w:pPr>
-      <w:r>
-        <w:rPr>
-          <w:b/>
-          <w:bCs/>
-        </w:rPr>
-        <w:t xml:space="preserve">무엇</w:t>
-      </w:r>
-      <w:r>
-        <w:t xml:space="preserve">: 후보 셔틀이 검증 셔틀과 얼마나 닮았나 → 수송 메커니즘 근거.</w:t>
-      </w:r>
-    </w:p>
-    <w:p>
-      <w:pPr>
-        <w:pStyle w:val="Compact"/>
-        <w:numPr>
-          <w:ilvl w:val="0"/>
-          <w:numId w:val="1010"/>
-        </w:numPr>
-      </w:pPr>
-      <w:r>
-        <w:rPr>
-          <w:b/>
-          <w:bCs/>
-        </w:rPr>
-        <w:t xml:space="preserve">원리</w:t>
-      </w:r>
-      <w:r>
-        <w:t xml:space="preserve">:</w:t>
-      </w:r>
-      <w:r>
-        <w:t xml:space="preserve"> </w:t>
-      </w:r>
-      <w:r>
-        <w:rPr>
-          <w:b/>
-          <w:bCs/>
-        </w:rPr>
-        <w:t xml:space="preserve">BLOSUM62 치환 행렬</w:t>
-      </w:r>
-      <w:r>
-        <w:t xml:space="preserve">(정렬된 단백질 블록의 치환 로그-확률) 기반</w:t>
-      </w:r>
-      <w:r>
-        <w:t xml:space="preserve"> </w:t>
-      </w:r>
-      <w:r>
-        <w:rPr>
-          <w:b/>
-          <w:bCs/>
-        </w:rPr>
-        <w:t xml:space="preserve">전역 정렬</w:t>
-      </w:r>
-      <w:r>
-        <w:t xml:space="preserve"> </w:t>
-      </w:r>
-      <w:r>
-        <w:t xml:space="preserve">(Needleman-Wunsch, Biopython</w:t>
-      </w:r>
-      <w:r>
-        <w:t xml:space="preserve"> </w:t>
-      </w:r>
-      <w:r>
-        <w:rPr>
-          <w:rStyle w:val="VerbatimChar"/>
-        </w:rPr>
-        <w:t xml:space="preserve">PairwiseAligner</w:t>
-      </w:r>
-      <w:r>
-        <w:t xml:space="preserve">). 참조 셔틀(Angiopep-2=LRP1 RMT, TAT/Penetratin/</w:t>
-      </w:r>
-      <w:r>
-        <w:t xml:space="preserve"> </w:t>
-      </w:r>
-      <w:r>
-        <w:t xml:space="preserve">SynB1=CPP)과의 점수를 자기점수로 정규화(0~1).</w:t>
-      </w:r>
-    </w:p>
-    <w:p>
-      <w:pPr>
-        <w:pStyle w:val="Compact"/>
-        <w:numPr>
-          <w:ilvl w:val="0"/>
-          <w:numId w:val="1010"/>
-        </w:numPr>
-      </w:pPr>
-      <w:r>
-        <w:rPr>
-          <w:b/>
-          <w:bCs/>
-        </w:rPr>
-        <w:t xml:space="preserve">한계</w:t>
-      </w:r>
-      <w:r>
-        <w:t xml:space="preserve">:</w:t>
-      </w:r>
-      <w:r>
-        <w:t xml:space="preserve"> </w:t>
-      </w:r>
-      <w:r>
-        <w:rPr>
-          <w:b/>
-          <w:bCs/>
-        </w:rPr>
-        <w:t xml:space="preserve">서열 유사도 프록시지 결합 친화도 아님</w:t>
-      </w:r>
-      <w:r>
-        <w:t xml:space="preserve"> </w:t>
-      </w:r>
-      <w:r>
-        <w:t xml:space="preserve">— Angiopep과 다른 신규 결합자는 낮게 나옴.</w:t>
-      </w:r>
-    </w:p>
-    <w:bookmarkEnd w:id="26"/>
-    <w:bookmarkStart w:id="27" w:name="esmfold-shrake-rupley-sasa-구조-접근성"/>
-    <w:p>
-      <w:pPr>
-        <w:pStyle w:val="Heading3"/>
-      </w:pPr>
-      <w:r>
-        <w:t xml:space="preserve">5.5 ESMFold + Shrake-Rupley SASA — 구조 접근성</w:t>
+        <w:t xml:space="preserve">5.6 개발성 엔진 — Developability (서열 liability·응집·전하)</w:t>
       </w:r>
     </w:p>
     <w:p>
@@ -2085,7 +2537,16 @@
         <w:t xml:space="preserve">무엇</w:t>
       </w:r>
       <w:r>
-        <w:t xml:space="preserve">: 융합체를 접었을 때 셔틀이 표면 노출인가 vs 화물에 가려졌나.</w:t>
+        <w:t xml:space="preserve">:</w:t>
+      </w:r>
+      <w:r>
+        <w:t xml:space="preserve"> </w:t>
+      </w:r>
+      <w:r>
+        <w:t xml:space="preserve">“만들기 어렵다/불안정하다/비특이 위험”</w:t>
+      </w:r>
+      <w:r>
+        <w:t xml:space="preserve">을 실험 전 선별 (TAP 항체 프로파일러의 펩타이드판).</w:t>
       </w:r>
     </w:p>
     <w:p>
@@ -2101,7 +2562,7 @@
           <w:b/>
           <w:bCs/>
         </w:rPr>
-        <w:t xml:space="preserve">원리</w:t>
+        <w:t xml:space="preserve">원리(생화학)</w:t>
       </w:r>
       <w:r>
         <w:t xml:space="preserve">:</w:t>
@@ -2120,36 +2581,13 @@
           <w:b/>
           <w:bCs/>
         </w:rPr>
-        <w:t xml:space="preserve">ESMFold</w:t>
-      </w:r>
-      <w:r>
-        <w:t xml:space="preserve">: ESM-2 단백질</w:t>
-      </w:r>
-      <w:r>
-        <w:t xml:space="preserve"> </w:t>
-      </w:r>
-      <w:r>
-        <w:rPr>
-          <w:b/>
-          <w:bCs/>
-        </w:rPr>
-        <w:t xml:space="preserve">언어모델</w:t>
-      </w:r>
-      <w:r>
-        <w:t xml:space="preserve">이 MSA 없이 서열→3D 구조 예측(공개 API). 잔기별 신뢰도</w:t>
-      </w:r>
-      <w:r>
-        <w:t xml:space="preserve"> </w:t>
-      </w:r>
-      <w:r>
-        <w:rPr>
-          <w:b/>
-          <w:bCs/>
-        </w:rPr>
-        <w:t xml:space="preserve">pLDDT</w:t>
-      </w:r>
-      <w:r>
-        <w:t xml:space="preserve">(0~100) 동반.</w:t>
+        <w:t xml:space="preserve">탈아마이드화</w:t>
+      </w:r>
+      <w:r>
+        <w:t xml:space="preserve"> </w:t>
+      </w:r>
+      <w:r>
+        <w:t xml:space="preserve">N-[G/S/T]: Asn 뒤 작은 잔기 → succinimide 경유 Asn→Asp/isoAsp (NG 최고속).</w:t>
       </w:r>
     </w:p>
     <w:p>
@@ -2165,130 +2603,13 @@
           <w:b/>
           <w:bCs/>
         </w:rPr>
-        <w:t xml:space="preserve">Shrake-Rupley</w:t>
-      </w:r>
-      <w:r>
-        <w:t xml:space="preserve">: 각 원자 주위에 </w:t>
-      </w:r>
-      <w:r>
-        <w:rPr>
-          <w:rFonts w:hint="eastAsia"/>
-        </w:rPr>
-        <w:t xml:space="preserve">구(球)</w:t>
-      </w:r>
-      <w:r>
-        <w:t xml:space="preserve"> 점을 뿌려 용매 접근 가능 표면적(</w:t>
-      </w:r>
-      <w:r>
-        <w:rPr>
-          <w:b/>
-          <w:bCs/>
-        </w:rPr>
-        <w:t xml:space="preserve">SASA</w:t>
-      </w:r>
-      <w:r>
-        <w:t xml:space="preserve">) 산출 →</w:t>
-      </w:r>
-      <w:r>
-        <w:t xml:space="preserve"> </w:t>
-      </w:r>
-      <w:r>
-        <w:t xml:space="preserve">셔틀 영역</w:t>
-      </w:r>
-      <w:r>
-        <w:t xml:space="preserve"> </w:t>
-      </w:r>
-      <w:r>
-        <w:rPr>
-          <w:b/>
-          <w:bCs/>
-        </w:rPr>
-        <w:t xml:space="preserve">상대 노출도(RSA)</w:t>
-      </w:r>
-      <w:r>
-        <w:t xml:space="preserve">. ≥0.35이면 노출로 판정.</w:t>
-      </w:r>
-    </w:p>
-    <w:p>
-      <w:pPr>
-        <w:pStyle w:val="Compact"/>
-        <w:numPr>
-          <w:ilvl w:val="0"/>
-          <w:numId w:val="1011"/>
-        </w:numPr>
-      </w:pPr>
-      <w:r>
-        <w:rPr>
-          <w:b/>
-          <w:bCs/>
-        </w:rPr>
-        <w:t xml:space="preserve">한계</w:t>
-      </w:r>
-      <w:r>
-        <w:t xml:space="preserve">: 짧은 펩타이드는 무질서 → 저신뢰(pLDDT 낮음). 노출도는 휴리스틱 프록시(검증된 구조→BBB</w:t>
-      </w:r>
-      <w:r>
-        <w:t xml:space="preserve"> </w:t>
-      </w:r>
-      <w:r>
-        <w:t xml:space="preserve">모델 아님).</w:t>
-      </w:r>
-    </w:p>
-    <w:bookmarkEnd w:id="27"/>
-    <w:bookmarkStart w:id="29" w:name="개발성-엔진-developability-서열-liability응집전하"/>
-    <w:p>
-      <w:pPr>
-        <w:pStyle w:val="Heading3"/>
-      </w:pPr>
-      <w:r>
-        <w:t xml:space="preserve">5.6 개발성 엔진 — Developability (서열 liability·응집·전하)</w:t>
-      </w:r>
-    </w:p>
-    <w:p>
-      <w:pPr>
-        <w:pStyle w:val="Compact"/>
-        <w:numPr>
-          <w:ilvl w:val="0"/>
-          <w:numId w:val="1013"/>
-        </w:numPr>
-      </w:pPr>
-      <w:r>
-        <w:rPr>
-          <w:b/>
-          <w:bCs/>
-        </w:rPr>
-        <w:t xml:space="preserve">무엇</w:t>
-      </w:r>
-      <w:r>
-        <w:t xml:space="preserve">:</w:t>
-      </w:r>
-      <w:r>
-        <w:t xml:space="preserve"> </w:t>
-      </w:r>
-      <w:r>
-        <w:t xml:space="preserve">“만들기 어렵다/불안정하다/비특이 위험”</w:t>
-      </w:r>
-      <w:r>
-        <w:t xml:space="preserve">을 실험 전 선별 (TAP 항체 프로파일러의 펩타이드판).</w:t>
-      </w:r>
-    </w:p>
-    <w:p>
-      <w:pPr>
-        <w:pStyle w:val="Compact"/>
-        <w:numPr>
-          <w:ilvl w:val="0"/>
-          <w:numId w:val="1013"/>
-        </w:numPr>
-      </w:pPr>
-      <w:r>
-        <w:rPr>
-          <w:b/>
-          <w:bCs/>
-        </w:rPr>
-        <w:t xml:space="preserve">원리(생화학)</w:t>
-      </w:r>
-      <w:r>
-        <w:t xml:space="preserve">:</w:t>
+        <w:t xml:space="preserve">이성질화</w:t>
+      </w:r>
+      <w:r>
+        <w:t xml:space="preserve"> </w:t>
+      </w:r>
+      <w:r>
+        <w:t xml:space="preserve">D-[G/S/T/D/H]: Asp succinimide → isoAsp.</w:t>
       </w:r>
     </w:p>
     <w:p>
@@ -2296,51 +2617,7 @@
         <w:pStyle w:val="Compact"/>
         <w:numPr>
           <w:ilvl w:val="1"/>
-          <w:numId w:val="1014"/>
-        </w:numPr>
-      </w:pPr>
-      <w:r>
-        <w:rPr>
-          <w:b/>
-          <w:bCs/>
-        </w:rPr>
-        <w:t xml:space="preserve">탈아마이드화</w:t>
-      </w:r>
-      <w:r>
-        <w:t xml:space="preserve"> </w:t>
-      </w:r>
-      <w:r>
-        <w:t xml:space="preserve">N-[G/S/T]: Asn 뒤 작은 잔기 → succinimide 경유 Asn→Asp/isoAsp (NG 최고속).</w:t>
-      </w:r>
-    </w:p>
-    <w:p>
-      <w:pPr>
-        <w:pStyle w:val="Compact"/>
-        <w:numPr>
-          <w:ilvl w:val="1"/>
-          <w:numId w:val="1014"/>
-        </w:numPr>
-      </w:pPr>
-      <w:r>
-        <w:rPr>
-          <w:b/>
-          <w:bCs/>
-        </w:rPr>
-        <w:t xml:space="preserve">이성질화</w:t>
-      </w:r>
-      <w:r>
-        <w:t xml:space="preserve"> </w:t>
-      </w:r>
-      <w:r>
-        <w:t xml:space="preserve">D-[G/S/T/D/H]: Asp succinimide → isoAsp.</w:t>
-      </w:r>
-    </w:p>
-    <w:p>
-      <w:pPr>
-        <w:pStyle w:val="Compact"/>
-        <w:numPr>
-          <w:ilvl w:val="1"/>
-          <w:numId w:val="1014"/>
+          <w:numId w:val="1012"/>
         </w:numPr>
       </w:pPr>
       <w:r>
@@ -2373,7 +2650,7 @@
         <w:pStyle w:val="Compact"/>
         <w:numPr>
           <w:ilvl w:val="1"/>
-          <w:numId w:val="1014"/>
+          <w:numId w:val="1012"/>
         </w:numPr>
       </w:pPr>
       <w:r>
@@ -2392,7 +2669,7 @@
         <w:pStyle w:val="Compact"/>
         <w:numPr>
           <w:ilvl w:val="1"/>
-          <w:numId w:val="1014"/>
+          <w:numId w:val="1012"/>
         </w:numPr>
       </w:pPr>
       <w:r>
@@ -2414,7 +2691,7 @@
         <w:pStyle w:val="Compact"/>
         <w:numPr>
           <w:ilvl w:val="1"/>
-          <w:numId w:val="1014"/>
+          <w:numId w:val="1012"/>
         </w:numPr>
       </w:pPr>
       <w:r>
@@ -2436,7 +2713,7 @@
         <w:pStyle w:val="Compact"/>
         <w:numPr>
           <w:ilvl w:val="1"/>
-          <w:numId w:val="1014"/>
+          <w:numId w:val="1012"/>
         </w:numPr>
       </w:pPr>
       <w:r>
@@ -2455,7 +2732,7 @@
         <w:pStyle w:val="Compact"/>
         <w:numPr>
           <w:ilvl w:val="1"/>
-          <w:numId w:val="1014"/>
+          <w:numId w:val="1012"/>
         </w:numPr>
       </w:pPr>
       <w:r>
@@ -2486,6 +2763,35 @@
       </w:r>
       <w:r>
         <w:t xml:space="preserve">많아 특히 중요).</w:t>
+      </w:r>
+    </w:p>
+    <w:p>
+      <w:pPr>
+        <w:pStyle w:val="Compact"/>
+        <w:numPr>
+          <w:ilvl w:val="0"/>
+          <w:numId w:val="1011"/>
+        </w:numPr>
+      </w:pPr>
+      <w:r>
+        <w:rPr>
+          <w:b/>
+          <w:bCs/>
+        </w:rPr>
+        <w:t xml:space="preserve">산출</w:t>
+      </w:r>
+      <w:r>
+        <w:t xml:space="preserve">: 위험 낮음/보통/높음 + liability 목록. 검증: TAT 융합=높음(순전하 +8), GS링커=낮음(0).</w:t>
+      </w:r>
+    </w:p>
+    <w:bookmarkEnd w:id="29"/>
+    <w:bookmarkStart w:id="30" w:name="fbgan-신규-셔틀-생성"/>
+    <w:p>
+      <w:pPr>
+        <w:pStyle w:val="Heading3"/>
+      </w:pPr>
+      <w:r>
+        <w:t xml:space="preserve">5.7 FBGAN — 신규 셔틀 생성</w:t>
       </w:r>
     </w:p>
     <w:p>
@@ -2501,20 +2807,255 @@
           <w:b/>
           <w:bCs/>
         </w:rPr>
-        <w:t xml:space="preserve">산출</w:t>
-      </w:r>
-      <w:r>
-        <w:t xml:space="preserve">: 위험 낮음/보통/높음 + liability 목록. 검증: TAT 융합=높음(순전하 +8), GS링커=낮음(0).</w:t>
-      </w:r>
-    </w:p>
-    <w:bookmarkEnd w:id="29"/>
-    <w:bookmarkStart w:id="30" w:name="fbgan-신규-셔틀-생성"/>
+        <w:t xml:space="preserve">무엇</w:t>
+      </w:r>
+      <w:r>
+        <w:t xml:space="preserve">: 라이브러리 밖 novel 셔틀 서열 생성.</w:t>
+      </w:r>
+    </w:p>
+    <w:p>
+      <w:pPr>
+        <w:pStyle w:val="Compact"/>
+        <w:numPr>
+          <w:ilvl w:val="0"/>
+          <w:numId w:val="1013"/>
+        </w:numPr>
+      </w:pPr>
+      <w:r>
+        <w:rPr>
+          <w:b/>
+          <w:bCs/>
+        </w:rPr>
+        <w:t xml:space="preserve">원리</w:t>
+      </w:r>
+      <w:r>
+        <w:t xml:space="preserve">:</w:t>
+      </w:r>
+      <w:r>
+        <w:t xml:space="preserve"> </w:t>
+      </w:r>
+      <w:r>
+        <w:rPr>
+          <w:b/>
+          <w:bCs/>
+        </w:rPr>
+        <w:t xml:space="preserve">Feedback GAN</w:t>
+      </w:r>
+      <w:r>
+        <w:t xml:space="preserve"> </w:t>
+      </w:r>
+      <w:r>
+        <w:t xml:space="preserve">— 사전학습 생성기가 서열을 만들고, deepB3P·ToxinPred3 피드백으로</w:t>
+      </w:r>
+      <w:r>
+        <w:t xml:space="preserve"> </w:t>
+      </w:r>
+      <w:r>
+        <w:rPr>
+          <w:b/>
+          <w:bCs/>
+        </w:rPr>
+        <w:t xml:space="preserve">잠재공간(latent z)을 진화</w:t>
+      </w:r>
+      <w:r>
+        <w:t xml:space="preserve">시켜 적합도(BBB↑·독성↓) 높은 방향으로 수렴(원본 GAN 재학습 대신</w:t>
+      </w:r>
+      <w:r>
+        <w:t xml:space="preserve"> </w:t>
+      </w:r>
+      <w:r>
+        <w:t xml:space="preserve">CPU 안정형 잠재 진화 채택).</w:t>
+      </w:r>
+    </w:p>
+    <w:p>
+      <w:pPr>
+        <w:pStyle w:val="Compact"/>
+        <w:numPr>
+          <w:ilvl w:val="0"/>
+          <w:numId w:val="1013"/>
+        </w:numPr>
+      </w:pPr>
+      <w:r>
+        <w:rPr>
+          <w:b/>
+          <w:bCs/>
+        </w:rPr>
+        <w:t xml:space="preserve">한계</w:t>
+      </w:r>
+      <w:r>
+        <w:t xml:space="preserve">: 생성물은 자연·검증 서열 아님 → 실험 검증 필수.</w:t>
+      </w:r>
+    </w:p>
+    <w:bookmarkEnd w:id="30"/>
+    <w:bookmarkStart w:id="31" w:name="선택성-off-target-rmt-vs-cpp-핵심-차별-축"/>
     <w:p>
       <w:pPr>
         <w:pStyle w:val="Heading3"/>
       </w:pPr>
       <w:r>
-        <w:t xml:space="preserve">5.7 FBGAN — 신규 셔틀 생성</w:t>
+        <w:t xml:space="preserve">5.8 선택성 / off-target — RMT vs CPP (핵심 차별 축)</w:t>
+      </w:r>
+    </w:p>
+    <w:p>
+      <w:pPr>
+        <w:pStyle w:val="Compact"/>
+        <w:numPr>
+          <w:ilvl w:val="0"/>
+          <w:numId w:val="1014"/>
+        </w:numPr>
+      </w:pPr>
+      <w:r>
+        <w:rPr>
+          <w:b/>
+          <w:bCs/>
+        </w:rPr>
+        <w:t xml:space="preserve">무엇</w:t>
+      </w:r>
+      <w:r>
+        <w:t xml:space="preserve">: 셔틀이</w:t>
+      </w:r>
+      <w:r>
+        <w:t xml:space="preserve"> </w:t>
+      </w:r>
+      <w:r>
+        <w:rPr>
+          <w:b/>
+          <w:bCs/>
+        </w:rPr>
+        <w:t xml:space="preserve">수용체 선택적(RMT)</w:t>
+      </w:r>
+      <w:r>
+        <w:t xml:space="preserve">으로 뇌에 가나, 아니면</w:t>
+      </w:r>
+      <w:r>
+        <w:t xml:space="preserve"> </w:t>
+      </w:r>
+      <w:r>
+        <w:rPr>
+          <w:b/>
+          <w:bCs/>
+        </w:rPr>
+        <w:t xml:space="preserve">비특이적(CPP)</w:t>
+      </w:r>
+      <w:r>
+        <w:t xml:space="preserve">으로 아무 세포나</w:t>
+      </w:r>
+      <w:r>
+        <w:t xml:space="preserve"> </w:t>
+      </w:r>
+      <w:r>
+        <w:t xml:space="preserve">뚫어 off-target·독성 위험이 큰가.</w:t>
+      </w:r>
+    </w:p>
+    <w:p>
+      <w:pPr>
+        <w:pStyle w:val="Compact"/>
+        <w:numPr>
+          <w:ilvl w:val="0"/>
+          <w:numId w:val="1014"/>
+        </w:numPr>
+      </w:pPr>
+      <w:r>
+        <w:rPr>
+          <w:b/>
+          <w:bCs/>
+        </w:rPr>
+        <w:t xml:space="preserve">왜 필요</w:t>
+      </w:r>
+      <w:r>
+        <w:t xml:space="preserve">: deepB3P는</w:t>
+      </w:r>
+      <w:r>
+        <w:t xml:space="preserve"> </w:t>
+      </w:r>
+      <w:r>
+        <w:rPr>
+          <w:b/>
+          <w:bCs/>
+        </w:rPr>
+        <w:t xml:space="preserve">양이온성 CPP를 고평가하는 편향</w:t>
+      </w:r>
+      <w:r>
+        <w:t xml:space="preserve">이 있어, BBB 점수만 보면 off-target 후보를</w:t>
+      </w:r>
+      <w:r>
+        <w:t xml:space="preserve"> </w:t>
+      </w:r>
+      <w:r>
+        <w:t xml:space="preserve">최적으로 착각한다. 이 축이 그 함정을 잡는</w:t>
+      </w:r>
+      <w:r>
+        <w:t xml:space="preserve"> </w:t>
+      </w:r>
+      <w:r>
+        <w:rPr>
+          <w:b/>
+          <w:bCs/>
+        </w:rPr>
+        <w:t xml:space="preserve">안전판이자 본 시스템의 독창성 핵심</w:t>
+      </w:r>
+      <w:r>
+        <w:t xml:space="preserve">이다.</w:t>
+      </w:r>
+    </w:p>
+    <w:p>
+      <w:pPr>
+        <w:pStyle w:val="Compact"/>
+        <w:numPr>
+          <w:ilvl w:val="0"/>
+          <w:numId w:val="1014"/>
+        </w:numPr>
+      </w:pPr>
+      <w:r>
+        <w:rPr>
+          <w:b/>
+          <w:bCs/>
+        </w:rPr>
+        <w:t xml:space="preserve">원리</w:t>
+      </w:r>
+      <w:r>
+        <w:t xml:space="preserve">: off-target 위험 = (양전하 밀도 ∨ 소수성) × (1 − 0.6·RMT_유사도). 참조 RMT 셔틀</w:t>
+      </w:r>
+      <w:r>
+        <w:t xml:space="preserve"> </w:t>
+      </w:r>
+      <w:r>
+        <w:t xml:space="preserve">(Angiopep-2·ApoE·Leptin30)과 닮을수록(수용체 선택적일수록) 위험을 감쇄. 산출: 선택성 점수(0~1) +</w:t>
+      </w:r>
+      <w:r>
+        <w:t xml:space="preserve"> </w:t>
+      </w:r>
+      <w:r>
+        <w:t xml:space="preserve">위험도(낮음/보통/높음) + 기전 판정(RMT형/CPP형). 검증: Angiopep-2=0.91(선택적), TAT=0.0(비특이).</w:t>
+      </w:r>
+    </w:p>
+    <w:p>
+      <w:pPr>
+        <w:pStyle w:val="Compact"/>
+        <w:numPr>
+          <w:ilvl w:val="0"/>
+          <w:numId w:val="1014"/>
+        </w:numPr>
+      </w:pPr>
+      <w:r>
+        <w:rPr>
+          <w:b/>
+          <w:bCs/>
+        </w:rPr>
+        <w:t xml:space="preserve">한계</w:t>
+      </w:r>
+      <w:r>
+        <w:t xml:space="preserve">: 서열 기반 프록시 — 실제 수용체 결합/조직 분포는 실험(면역조직·바이오디스트리뷰션) 확정.</w:t>
+      </w:r>
+    </w:p>
+    <w:bookmarkEnd w:id="31"/>
+    <w:bookmarkStart w:id="32" w:name="용해도-solubility"/>
+    <w:p>
+      <w:pPr>
+        <w:pStyle w:val="Heading3"/>
+      </w:pPr>
+      <w:r>
+        <w:t xml:space="preserve">5.9 용해도 — Solubility</w:t>
       </w:r>
     </w:p>
     <w:p>
@@ -2533,7 +3074,7 @@
         <w:t xml:space="preserve">무엇</w:t>
       </w:r>
       <w:r>
-        <w:t xml:space="preserve">: 라이브러리 밖 novel 셔틀 서열 생성.</w:t>
+        <w:t xml:space="preserve">: 융합체가 수용액에서 잘 녹는가(제조·투여성의 기본 요건).</w:t>
       </w:r>
     </w:p>
     <w:p>
@@ -2552,42 +3093,13 @@
         <w:t xml:space="preserve">원리</w:t>
       </w:r>
       <w:r>
-        <w:t xml:space="preserve">:</w:t>
-      </w:r>
-      <w:r>
-        <w:t xml:space="preserve"> </w:t>
-      </w:r>
-      <w:r>
-        <w:rPr>
-          <w:b/>
-          <w:bCs/>
-        </w:rPr>
-        <w:t xml:space="preserve">Feedback GAN</w:t>
-      </w:r>
-      <w:r>
-        <w:t xml:space="preserve"> </w:t>
-      </w:r>
-      <w:r>
-        <w:t xml:space="preserve">— 사전학습 생성기가 서열을 만들고, deepB3P·ToxinPred3 피드백으로</w:t>
-      </w:r>
-      <w:r>
-        <w:t xml:space="preserve"> </w:t>
-      </w:r>
-      <w:r>
-        <w:rPr>
-          <w:b/>
-          <w:bCs/>
-        </w:rPr>
-        <w:t xml:space="preserve">잠재공간(latent z)을 진화</w:t>
-      </w:r>
-      <w:r>
-        <w:t xml:space="preserve">시켜 적합도(BBB↑·독성↓) 높은 방향으로 수렴(원본 GAN 재학습 대신</w:t>
-      </w:r>
-      <w:r>
-        <w:t xml:space="preserve"> </w:t>
-      </w:r>
-      <w:r>
-        <w:t xml:space="preserve">CPU 안정형 잠재 진화 채택).</w:t>
+        <w:t xml:space="preserve">: 0.6·친수성 + 0.2·전하 기여 + 0.2·(1 − 응집경향)의 가중합(0~1). 소수성 덩어리·응집 패치가</w:t>
+      </w:r>
+      <w:r>
+        <w:t xml:space="preserve"> </w:t>
+      </w:r>
+      <w:r>
+        <w:t xml:space="preserve">크면 감점. 검증: TAT=0.94(높음), GS링커=0.71, 소수성 덩어리=0.0.</w:t>
       </w:r>
     </w:p>
     <w:p>
@@ -2606,7 +3118,7 @@
         <w:t xml:space="preserve">한계</w:t>
       </w:r>
       <w:r>
-        <w:t xml:space="preserve">: 생성물은 자연·검증 서열 아님 → 실험 검증 필수.</w:t>
+        <w:t xml:space="preserve">: 서열 경험식 — 실측 용해도(mg/mL)·완충액 조건 의존성은 실험 확정.</w:t>
       </w:r>
     </w:p>
     <w:p>
@@ -2616,9 +3128,9 @@
         </w:pict>
       </w:r>
     </w:p>
-    <w:bookmarkEnd w:id="30"/>
-    <w:bookmarkEnd w:id="31"/>
-    <w:bookmarkStart w:id="32" w:name="지표-점수-산정-방식-정밀"/>
+    <w:bookmarkEnd w:id="32"/>
+    <w:bookmarkEnd w:id="33"/>
+    <w:bookmarkStart w:id="34" w:name="지표-점수-산정-방식-정밀"/>
     <w:p>
       <w:pPr>
         <w:pStyle w:val="Heading2"/>
@@ -2975,6 +3487,102 @@
           </w:p>
         </w:tc>
       </w:tr>
+      <w:tr>
+        <w:tc>
+          <w:tcPr/>
+          <w:p>
+            <w:pPr>
+              <w:pStyle w:val="Compact"/>
+            </w:pPr>
+            <w:r>
+              <w:rPr>
+                <w:b/>
+                <w:bCs/>
+              </w:rPr>
+              <w:t xml:space="preserve">선택성/off-target</w:t>
+            </w:r>
+          </w:p>
+        </w:tc>
+        <w:tc>
+          <w:tcPr/>
+          <w:p>
+            <w:pPr>
+              <w:pStyle w:val="Compact"/>
+            </w:pPr>
+            <w:r>
+              <w:t xml:space="preserve">(전하∨소수성)×(1−0.6·RMT유사)</w:t>
+            </w:r>
+          </w:p>
+        </w:tc>
+        <w:tc>
+          <w:tcPr/>
+          <w:p>
+            <w:pPr>
+              <w:pStyle w:val="Compact"/>
+            </w:pPr>
+            <w:r>
+              <w:t xml:space="preserve">0~1, 낮음/보통/높음</w:t>
+            </w:r>
+          </w:p>
+        </w:tc>
+        <w:tc>
+          <w:tcPr/>
+          <w:p>
+            <w:pPr>
+              <w:pStyle w:val="Compact"/>
+            </w:pPr>
+            <w:r>
+              <w:t xml:space="preserve">RMT(선택적) vs CPP(비특이) — 지표 게이밍 방지</w:t>
+            </w:r>
+          </w:p>
+        </w:tc>
+      </w:tr>
+      <w:tr>
+        <w:tc>
+          <w:tcPr/>
+          <w:p>
+            <w:pPr>
+              <w:pStyle w:val="Compact"/>
+            </w:pPr>
+            <w:r>
+              <w:t xml:space="preserve">용해도</w:t>
+            </w:r>
+          </w:p>
+        </w:tc>
+        <w:tc>
+          <w:tcPr/>
+          <w:p>
+            <w:pPr>
+              <w:pStyle w:val="Compact"/>
+            </w:pPr>
+            <w:r>
+              <w:t xml:space="preserve">0.6·친수성+0.2·전하+0.2·(1−응집)</w:t>
+            </w:r>
+          </w:p>
+        </w:tc>
+        <w:tc>
+          <w:tcPr/>
+          <w:p>
+            <w:pPr>
+              <w:pStyle w:val="Compact"/>
+            </w:pPr>
+            <w:r>
+              <w:t xml:space="preserve">0~1</w:t>
+            </w:r>
+          </w:p>
+        </w:tc>
+        <w:tc>
+          <w:tcPr/>
+          <w:p>
+            <w:pPr>
+              <w:pStyle w:val="Compact"/>
+            </w:pPr>
+            <w:r>
+              <w:t xml:space="preserve">제조·투여성</w:t>
+            </w:r>
+          </w:p>
+        </w:tc>
+      </w:tr>
     </w:tbl>
     <w:p>
       <w:r>
@@ -2983,8 +3591,8 @@
         </w:pict>
       </w:r>
     </w:p>
-    <w:bookmarkEnd w:id="32"/>
-    <w:bookmarkStart w:id="33" w:name="연결부위-윈도잉-설계-근거"/>
+    <w:bookmarkEnd w:id="34"/>
+    <w:bookmarkStart w:id="35" w:name="연결부위-윈도잉-설계-근거"/>
     <w:p>
       <w:pPr>
         <w:pStyle w:val="Heading2"/>
@@ -3112,8 +3720,8 @@
         </w:pict>
       </w:r>
     </w:p>
-    <w:bookmarkEnd w:id="33"/>
-    <w:bookmarkStart w:id="34" w:name="성능-평가-방법론-evaluation-set-metrics"/>
+    <w:bookmarkEnd w:id="35"/>
+    <w:bookmarkStart w:id="36" w:name="성능-평가-방법론-evaluation-set-metrics"/>
     <w:p>
       <w:pPr>
         <w:pStyle w:val="Heading2"/>
@@ -3158,6 +3766,21 @@
       </w:r>
       <w:r>
         <w:t xml:space="preserve">.</w:t>
+      </w:r>
+    </w:p>
+    <w:p>
+      <w:pPr>
+        <w:pStyle w:val="BodyText"/>
+      </w:pPr>
+      <w:r>
+        <w:rPr>
+          <w:b/>
+          <w:bCs/>
+        </w:rPr>
+        <w:t xml:space="preserve">M1~M5 전부 실측 완료</w:t>
+      </w:r>
+      <w:r>
+        <w:t xml:space="preserve">(M1~M3 로컬·무료 재현 / M4~M5 Gemini 라이브):</w:t>
       </w:r>
     </w:p>
     <w:tbl>
@@ -3205,7 +3828,7 @@
               <w:pStyle w:val="Compact"/>
             </w:pPr>
             <w:r>
-              <w:t xml:space="preserve">실측</w:t>
+              <w:t xml:space="preserve">실측 결과</w:t>
             </w:r>
           </w:p>
         </w:tc>
@@ -3244,20 +3867,14 @@
               <w:pStyle w:val="Compact"/>
             </w:pPr>
             <w:r>
-              <w:t xml:space="preserve">AUC</w:t>
-            </w:r>
-            <w:r>
-              <w:t xml:space="preserve"> </w:t>
-            </w:r>
-            <w:r>
               <w:rPr>
                 <w:b/>
                 <w:bCs/>
               </w:rPr>
-              <w:t xml:space="preserve">0.807</w:t>
-            </w:r>
-            <w:r>
-              <w:t xml:space="preserve">(양성vs무작위)</w:t>
+              <w:t xml:space="preserve">AUC 0.807</w:t>
+            </w:r>
+            <w:r>
+              <w:t xml:space="preserve">(양성 vs 무작위), 0.618(vs 스크램블)</w:t>
             </w:r>
           </w:p>
         </w:tc>
@@ -3296,7 +3913,7 @@
               <w:pStyle w:val="Compact"/>
             </w:pPr>
             <w:r>
-              <w:t xml:space="preserve">최적 BBB</w:t>
+              <w:t xml:space="preserve">78조합(링커13×셔틀6), 최적 BBB</w:t>
             </w:r>
             <w:r>
               <w:t xml:space="preserve"> </w:t>
@@ -3309,7 +3926,7 @@
               <w:t xml:space="preserve">0.960</w:t>
             </w:r>
             <w:r>
-              <w:t xml:space="preserve">(직접융합+SynB1), 무작위 24회→85%</w:t>
+              <w:t xml:space="preserve">(직접융합+SynB1); 무작위 12회→67.7%·24회→80.3%</w:t>
             </w:r>
           </w:p>
         </w:tc>
@@ -3360,6 +3977,9 @@
               </w:rPr>
               <w:t xml:space="preserve">2/2</w:t>
             </w:r>
+            <w:r>
+              <w:t xml:space="preserve">, 비독성 오탈락 0</w:t>
+            </w:r>
           </w:p>
         </w:tc>
       </w:tr>
@@ -3371,6 +3991,10 @@
               <w:pStyle w:val="Compact"/>
             </w:pPr>
             <w:r>
+              <w:rPr>
+                <w:b/>
+                <w:bCs/>
+              </w:rPr>
               <w:t xml:space="preserve">M4 에이전트 효율</w:t>
             </w:r>
           </w:p>
@@ -3382,18 +4006,28 @@
               <w:pStyle w:val="Compact"/>
             </w:pPr>
             <w:r>
-              <w:t xml:space="preserve">에이전트 평가 횟수 vs oracle·무작위 (LLM)</w:t>
-            </w:r>
-          </w:p>
-        </w:tc>
-        <w:tc>
-          <w:tcPr/>
-          <w:p>
-            <w:pPr>
-              <w:pStyle w:val="Compact"/>
-            </w:pPr>
-            <w:r>
-              <w:t xml:space="preserve">라이브 대기</w:t>
+              <w:t xml:space="preserve">에이전트 평가 횟수 vs oracle·무작위</w:t>
+            </w:r>
+          </w:p>
+        </w:tc>
+        <w:tc>
+          <w:tcPr/>
+          <w:p>
+            <w:pPr>
+              <w:pStyle w:val="Compact"/>
+            </w:pPr>
+            <w:r>
+              <w:rPr>
+                <w:b/>
+                <w:bCs/>
+              </w:rPr>
+              <w:t xml:space="preserve">11평가로 최적의 93.0%</w:t>
+            </w:r>
+            <w:r>
+              <w:t xml:space="preserve"> </w:t>
+            </w:r>
+            <w:r>
+              <w:t xml:space="preserve">도달(전수 78 중) — 무작위 12평가 67.7% 대비 명확한 우위</w:t>
             </w:r>
           </w:p>
         </w:tc>
@@ -3406,6 +4040,10 @@
               <w:pStyle w:val="Compact"/>
             </w:pPr>
             <w:r>
+              <w:rPr>
+                <w:b/>
+                <w:bCs/>
+              </w:rPr>
               <w:t xml:space="preserve">M5 심사 효과</w:t>
             </w:r>
           </w:p>
@@ -3417,18 +4055,31 @@
               <w:pStyle w:val="Compact"/>
             </w:pPr>
             <w:r>
-              <w:t xml:space="preserve">불량 후보 REVISE 검출률 (LLM)</w:t>
-            </w:r>
-          </w:p>
-        </w:tc>
-        <w:tc>
-          <w:tcPr/>
-          <w:p>
-            <w:pPr>
-              <w:pStyle w:val="Compact"/>
-            </w:pPr>
-            <w:r>
-              <w:t xml:space="preserve">라이브 대기</w:t>
+              <w:t xml:space="preserve">불량 후보 REVISE 검출률</w:t>
+            </w:r>
+          </w:p>
+        </w:tc>
+        <w:tc>
+          <w:tcPr/>
+          <w:p>
+            <w:pPr>
+              <w:pStyle w:val="Compact"/>
+            </w:pPr>
+            <w:r>
+              <w:t xml:space="preserve">명백 불량</w:t>
+            </w:r>
+            <w:r>
+              <w:t xml:space="preserve"> </w:t>
+            </w:r>
+            <w:r>
+              <w:rPr>
+                <w:b/>
+                <w:bCs/>
+              </w:rPr>
+              <w:t xml:space="preserve">2/2 REVISE</w:t>
+            </w:r>
+            <w:r>
+              <w:t xml:space="preserve">(독성 멜리틴·저BBB poly-Ser), 경계선 CPP도 보수적 반려</w:t>
             </w:r>
           </w:p>
         </w:tc>
@@ -3441,8 +4092,8 @@
         </w:pict>
       </w:r>
     </w:p>
-    <w:bookmarkEnd w:id="34"/>
-    <w:bookmarkStart w:id="35" w:name="계산의-역할과-한계-tier-로드맵"/>
+    <w:bookmarkEnd w:id="36"/>
+    <w:bookmarkStart w:id="37" w:name="계산의-역할과-한계-tier-로드맵"/>
     <w:p>
       <w:pPr>
         <w:pStyle w:val="Heading2"/>
@@ -3832,8 +4483,8 @@
         </w:pict>
       </w:r>
     </w:p>
-    <w:bookmarkEnd w:id="35"/>
-    <w:bookmarkStart w:id="36" w:name="기술-스택-재현성"/>
+    <w:bookmarkEnd w:id="37"/>
+    <w:bookmarkStart w:id="38" w:name="기술-스택-재현성"/>
     <w:p>
       <w:pPr>
         <w:pStyle w:val="Heading2"/>
@@ -3923,7 +4574,14 @@
               <w:pStyle w:val="Compact"/>
             </w:pPr>
             <w:r>
-              <w:t xml:space="preserve">Google Gemini(</w:t>
+              <w:rPr>
+                <w:b/>
+                <w:bCs/>
+              </w:rPr>
+              <w:t xml:space="preserve">Google Gemini</w:t>
+            </w:r>
+            <w:r>
+              <w:t xml:space="preserve">(</w:t>
             </w:r>
             <w:r>
               <w:rPr>
@@ -3932,16 +4590,22 @@
               <w:t xml:space="preserve">google-genai</w:t>
             </w:r>
             <w:r>
-              <w:t xml:space="preserve">, function calling) / Anthropic Claude(</w:t>
+              <w:t xml:space="preserve">, function calling) — 기본. (Anthropic Claude 구현은</w:t>
+            </w:r>
+            <w:r>
+              <w:t xml:space="preserve"> </w:t>
             </w:r>
             <w:r>
               <w:rPr>
                 <w:rStyle w:val="VerbatimChar"/>
               </w:rPr>
-              <w:t xml:space="preserve">anthropic</w:t>
-            </w:r>
-            <w:r>
-              <w:t xml:space="preserve">)</w:t>
+              <w:t xml:space="preserve">with-claude</w:t>
+            </w:r>
+            <w:r>
+              <w:t xml:space="preserve"> </w:t>
+            </w:r>
+            <w:r>
+              <w:t xml:space="preserve">브랜치 보존)</w:t>
             </w:r>
           </w:p>
         </w:tc>
@@ -4081,8 +4745,8 @@
         </w:pict>
       </w:r>
     </w:p>
-    <w:bookmarkEnd w:id="36"/>
-    <w:bookmarkStart w:id="37" w:name="한계-향후-확장"/>
+    <w:bookmarkEnd w:id="38"/>
+    <w:bookmarkStart w:id="39" w:name="한계-향후-확장"/>
     <w:p>
       <w:pPr>
         <w:pStyle w:val="Heading2"/>
@@ -4177,13 +4841,90 @@
         <w:t xml:space="preserve"> </w:t>
       </w:r>
       <w:r>
-        <w:t xml:space="preserve">- 분야3 확장: 규제·개발성 에이전트 추가(2+3 융합).</w:t>
-      </w:r>
-      <w:r>
-        <w:t xml:space="preserve"> </w:t>
-      </w:r>
-      <w:r>
-        <w:t xml:space="preserve">- 면역원성(T-cell epitope) 엔진 추가.</w:t>
+        <w:t xml:space="preserve">-</w:t>
+      </w:r>
+      <w:r>
+        <w:t xml:space="preserve"> </w:t>
+      </w:r>
+      <w:r>
+        <w:rPr>
+          <w:b/>
+          <w:bCs/>
+        </w:rPr>
+        <w:t xml:space="preserve">실패 시 자동 대안 시도</w:t>
+      </w:r>
+      <w:r>
+        <w:t xml:space="preserve">: 현재 대안</w:t>
+      </w:r>
+      <w:r>
+        <w:t xml:space="preserve"> </w:t>
+      </w:r>
+      <w:r>
+        <w:rPr>
+          <w:i/>
+          <w:iCs/>
+        </w:rPr>
+        <w:t xml:space="preserve">권고</w:t>
+      </w:r>
+      <w:r>
+        <w:t xml:space="preserve">(A)에서 → 미승인 시 FBGAN 신규 셔틀을</w:t>
+      </w:r>
+      <w:r>
+        <w:t xml:space="preserve"> </w:t>
+      </w:r>
+      <w:r>
+        <w:rPr>
+          <w:b/>
+          <w:bCs/>
+        </w:rPr>
+        <w:t xml:space="preserve">자동 생성·재심사</w:t>
+      </w:r>
+      <w:r>
+        <w:t xml:space="preserve">(B)로.</w:t>
+      </w:r>
+      <w:r>
+        <w:t xml:space="preserve"> </w:t>
+      </w:r>
+      <w:r>
+        <w:t xml:space="preserve">-</w:t>
+      </w:r>
+      <w:r>
+        <w:t xml:space="preserve"> </w:t>
+      </w:r>
+      <w:r>
+        <w:rPr>
+          <w:b/>
+          <w:bCs/>
+        </w:rPr>
+        <w:t xml:space="preserve">외부 항체 DB 연동</w:t>
+      </w:r>
+      <w:r>
+        <w:t xml:space="preserve">(SAbDab/Thera-SAbDab): 같은 표적의</w:t>
+      </w:r>
+      <w:r>
+        <w:t xml:space="preserve"> </w:t>
+      </w:r>
+      <w:r>
+        <w:rPr>
+          <w:b/>
+          <w:bCs/>
+        </w:rPr>
+        <w:t xml:space="preserve">더 전달성 좋은 항체 변이체</w:t>
+      </w:r>
+      <w:r>
+        <w:t xml:space="preserve">를 추천</w:t>
+      </w:r>
+      <w:r>
+        <w:t xml:space="preserve"> </w:t>
+      </w:r>
+      <w:r>
+        <w:t xml:space="preserve">(화물 고정 원칙은 유지하되, 사용자가 표적만 줄 때 후보 화물을 제안).</w:t>
+      </w:r>
+      <w:r>
+        <w:t xml:space="preserve"> </w:t>
+      </w:r>
+      <w:r>
+        <w:t xml:space="preserve">- 분야3 확장: 규제·개발성 에이전트 추가(2+3 융합). 면역원성(T-cell epitope) 엔진 추가.</w:t>
       </w:r>
     </w:p>
     <w:p>
@@ -4193,8 +4934,8 @@
         </w:pict>
       </w:r>
     </w:p>
-    <w:bookmarkEnd w:id="37"/>
-    <w:bookmarkStart w:id="38" w:name="공모전-분야-매핑"/>
+    <w:bookmarkEnd w:id="39"/>
+    <w:bookmarkStart w:id="40" w:name="공모전-분야-매핑"/>
     <w:p>
       <w:pPr>
         <w:pStyle w:val="Heading2"/>
@@ -4383,7 +5124,23 @@
               <w:pStyle w:val="Compact"/>
             </w:pPr>
             <w:r>
-              <w:t xml:space="preserve">후보 가설 생성 + 다중 도구 검증</w:t>
+              <w:t xml:space="preserve">FBGAN으로</w:t>
+            </w:r>
+            <w:r>
+              <w:t xml:space="preserve"> </w:t>
+            </w:r>
+            <w:r>
+              <w:rPr>
+                <w:b/>
+                <w:bCs/>
+              </w:rPr>
+              <w:t xml:space="preserve">신규 셔틀 가설 생성</w:t>
+            </w:r>
+            <w:r>
+              <w:t xml:space="preserve"> </w:t>
+            </w:r>
+            <w:r>
+              <w:t xml:space="preserve">+ 심사 에이전트의 적대적 검증(가설→검증 루프)</w:t>
             </w:r>
           </w:p>
         </w:tc>
@@ -4424,8 +5181,8 @@
         </w:tc>
       </w:tr>
     </w:tbl>
-    <w:bookmarkEnd w:id="38"/>
-    <w:bookmarkEnd w:id="39"/>
+    <w:bookmarkEnd w:id="40"/>
+    <w:bookmarkEnd w:id="41"/>
     <w:sectPr>
       <w:footnotePr>
         <w:numRestart w:val="eachSect"/>
@@ -4698,7 +5455,7 @@
         <w:rFonts w:asciiTheme="minorHAnsi" w:cstheme="minorBidi" w:eastAsiaTheme="minorEastAsia" w:hAnsiTheme="minorHAnsi"/>
         <w:sz w:val="24"/>
         <w:szCs w:val="24"/>
-        <w:lang w:bidi="ar-SA" w:eastAsia="ko" w:val="en-US"/>
+        <w:lang w:bidi="ar-SA" w:eastAsia="zh-CN" w:val="en-US"/>
       </w:rPr>
     </w:rPrDefault>
     <w:pPrDefault>

--- a/기획서.docx
+++ b/기획서.docx
@@ -2,7 +2,7 @@
 <file path=word/document.xml><?xml version="1.0" encoding="utf-8"?>
 <w:document xmlns:w="http://schemas.openxmlformats.org/wordprocessingml/2006/main" xmlns:m="http://schemas.openxmlformats.org/officeDocument/2006/math" xmlns:r="http://schemas.openxmlformats.org/officeDocument/2006/relationships" xmlns:o="urn:schemas-microsoft-com:office:office" xmlns:v="urn:schemas-microsoft-com:vml" xmlns:w10="urn:schemas-microsoft-com:office:word" xmlns:a="http://schemas.openxmlformats.org/drawingml/2006/main" xmlns:pic="http://schemas.openxmlformats.org/drawingml/2006/picture" xmlns:wp="http://schemas.openxmlformats.org/drawingml/2006/wordprocessingDrawing">
   <w:body>
-    <w:bookmarkStart w:id="41" w:name="bbb-optimize-상세-기획서"/>
+    <w:bookmarkStart w:id="47" w:name="bbb-optimize-상세-기획서"/>
     <w:p>
       <w:pPr>
         <w:pStyle w:val="Heading1"/>
@@ -4484,13 +4484,387 @@
       </w:r>
     </w:p>
     <w:bookmarkEnd w:id="37"/>
-    <w:bookmarkStart w:id="38" w:name="기술-스택-재현성"/>
+    <w:bookmarkStart w:id="40" w:name="비즈니스-사회적-가치"/>
     <w:p>
       <w:pPr>
         <w:pStyle w:val="Heading2"/>
       </w:pPr>
       <w:r>
-        <w:t xml:space="preserve">10. 기술 스택 &amp; 재현성</w:t>
+        <w:t xml:space="preserve">10. 비즈니스 &amp; 사회적 가치</w:t>
+      </w:r>
+    </w:p>
+    <w:bookmarkStart w:id="38" w:name="시간비용동물실험-절감-사전-스크리닝-funnel"/>
+    <w:p>
+      <w:pPr>
+        <w:pStyle w:val="Heading3"/>
+      </w:pPr>
+      <w:r>
+        <w:t xml:space="preserve">10.1 시간·비용·동물실험 절감 (사전 스크리닝 funnel)</w:t>
+      </w:r>
+    </w:p>
+    <w:p>
+      <w:pPr>
+        <w:pStyle w:val="FirstParagraph"/>
+      </w:pPr>
+      <w:r>
+        <w:t xml:space="preserve">항체-셔틀 후보를 실험으로 하나씩 합성·검증하는 것은</w:t>
+      </w:r>
+      <w:r>
+        <w:t xml:space="preserve"> </w:t>
+      </w:r>
+      <w:r>
+        <w:rPr>
+          <w:b/>
+          <w:bCs/>
+        </w:rPr>
+        <w:t xml:space="preserve">비용·시간 부담이 크고</w:t>
+      </w:r>
+      <w:r>
+        <w:t xml:space="preserve"> </w:t>
+      </w:r>
+      <w:r>
+        <w:t xml:space="preserve">동물실험을 수반한다.</w:t>
+      </w:r>
+      <w:r>
+        <w:t xml:space="preserve"> </w:t>
+      </w:r>
+      <w:r>
+        <w:t xml:space="preserve">본 시스템은</w:t>
+      </w:r>
+      <w:r>
+        <w:t xml:space="preserve"> </w:t>
+      </w:r>
+      <w:r>
+        <w:rPr>
+          <w:b/>
+          <w:bCs/>
+        </w:rPr>
+        <w:t xml:space="preserve">계산으로 후보를 먼저 좁혀</w:t>
+      </w:r>
+      <w:r>
+        <w:t xml:space="preserve"> </w:t>
+      </w:r>
+      <w:r>
+        <w:t xml:space="preserve">wet-lab에 넘길 후보 수를 줄인다.</w:t>
+      </w:r>
+      <w:r>
+        <w:t xml:space="preserve"> </w:t>
+      </w:r>
+      <w:r>
+        <w:t xml:space="preserve">-</w:t>
+      </w:r>
+      <w:r>
+        <w:t xml:space="preserve"> </w:t>
+      </w:r>
+      <w:r>
+        <w:rPr>
+          <w:b/>
+          <w:bCs/>
+        </w:rPr>
+        <w:t xml:space="preserve">깔때기(funnel)</w:t>
+      </w:r>
+      <w:r>
+        <w:t xml:space="preserve">: 링커13 × 셔틀6 =</w:t>
+      </w:r>
+      <w:r>
+        <w:t xml:space="preserve"> </w:t>
+      </w:r>
+      <w:r>
+        <w:rPr>
+          <w:b/>
+          <w:bCs/>
+        </w:rPr>
+        <w:t xml:space="preserve">78 조합</w:t>
+      </w:r>
+      <w:r>
+        <w:t xml:space="preserve">(+ 잔기 수준 정밀 설계·신규 생성까지 사실상 확장 무한)</w:t>
+      </w:r>
+      <w:r>
+        <w:t xml:space="preserve"> </w:t>
+      </w:r>
+      <w:r>
+        <w:t xml:space="preserve">→ 8축 평가·심사로</w:t>
+      </w:r>
+      <w:r>
+        <w:t xml:space="preserve"> </w:t>
+      </w:r>
+      <w:r>
+        <w:rPr>
+          <w:b/>
+          <w:bCs/>
+        </w:rPr>
+        <w:t xml:space="preserve">상위 소수 후보만</w:t>
+      </w:r>
+      <w:r>
+        <w:t xml:space="preserve"> </w:t>
+      </w:r>
+      <w:r>
+        <w:t xml:space="preserve">실험 대상으로 선별.</w:t>
+      </w:r>
+      <w:r>
+        <w:t xml:space="preserve"> </w:t>
+      </w:r>
+      <w:r>
+        <w:t xml:space="preserve">-</w:t>
+      </w:r>
+      <w:r>
+        <w:t xml:space="preserve"> </w:t>
+      </w:r>
+      <w:r>
+        <w:rPr>
+          <w:b/>
+          <w:bCs/>
+        </w:rPr>
+        <w:t xml:space="preserve">효과(정성)</w:t>
+      </w:r>
+      <w:r>
+        <w:t xml:space="preserve">: 합성·검증할 물리적 후보 수가</w:t>
+      </w:r>
+      <w:r>
+        <w:t xml:space="preserve"> </w:t>
+      </w:r>
+      <w:r>
+        <w:rPr>
+          <w:b/>
+          <w:bCs/>
+        </w:rPr>
+        <w:t xml:space="preserve">크게 감소</w:t>
+      </w:r>
+      <w:r>
+        <w:t xml:space="preserve"> </w:t>
+      </w:r>
+      <w:r>
+        <w:t xml:space="preserve">→ 시약·인건비·기간·동물실험을</w:t>
+      </w:r>
+      <w:r>
+        <w:t xml:space="preserve"> </w:t>
+      </w:r>
+      <w:r>
+        <w:rPr>
+          <w:b/>
+          <w:bCs/>
+        </w:rPr>
+        <w:t xml:space="preserve">크게 절감</w:t>
+      </w:r>
+      <w:r>
+        <w:t xml:space="preserve">.</w:t>
+      </w:r>
+      <w:r>
+        <w:t xml:space="preserve"> </w:t>
+      </w:r>
+      <w:r>
+        <w:t xml:space="preserve">(실제 절감폭은 표적·기관별로 달라 본 문서는 정량 단정을 지양하고</w:t>
+      </w:r>
+      <w:r>
+        <w:t xml:space="preserve"> </w:t>
+      </w:r>
+      <w:r>
+        <w:rPr>
+          <w:i/>
+          <w:iCs/>
+        </w:rPr>
+        <w:t xml:space="preserve">funnel 축소</w:t>
+      </w:r>
+      <w:r>
+        <w:t xml:space="preserve">라는 방향으로 제시한다.)</w:t>
+      </w:r>
+      <w:r>
+        <w:t xml:space="preserve"> </w:t>
+      </w:r>
+      <w:r>
+        <w:t xml:space="preserve">- 심사 에이전트가</w:t>
+      </w:r>
+      <w:r>
+        <w:t xml:space="preserve"> </w:t>
+      </w:r>
+      <w:r>
+        <w:rPr>
+          <w:b/>
+          <w:bCs/>
+        </w:rPr>
+        <w:t xml:space="preserve">off-target·불안정 후보를 앞단에서 탈락</w:t>
+      </w:r>
+      <w:r>
+        <w:t xml:space="preserve">시켜,</w:t>
+      </w:r>
+      <w:r>
+        <w:t xml:space="preserve"> </w:t>
+      </w:r>
+      <w:r>
+        <w:t xml:space="preserve">“실험에서야 실패를 발견”</w:t>
+      </w:r>
+      <w:r>
+        <w:t xml:space="preserve">하는 후행</w:t>
+      </w:r>
+      <w:r>
+        <w:t xml:space="preserve"> </w:t>
+      </w:r>
+      <w:r>
+        <w:t xml:space="preserve">비용을 사전에 제거한다.</w:t>
+      </w:r>
+    </w:p>
+    <w:bookmarkEnd w:id="38"/>
+    <w:bookmarkStart w:id="39" w:name="실제-산업연구-현장-적용성"/>
+    <w:p>
+      <w:pPr>
+        <w:pStyle w:val="Heading3"/>
+      </w:pPr>
+      <w:r>
+        <w:t xml:space="preserve">10.2 실제 산업·연구 현장 적용성</w:t>
+      </w:r>
+    </w:p>
+    <w:p>
+      <w:pPr>
+        <w:pStyle w:val="Compact"/>
+        <w:numPr>
+          <w:ilvl w:val="0"/>
+          <w:numId w:val="1016"/>
+        </w:numPr>
+      </w:pPr>
+      <w:r>
+        <w:rPr>
+          <w:b/>
+          <w:bCs/>
+        </w:rPr>
+        <w:t xml:space="preserve">미충족 수요</w:t>
+      </w:r>
+      <w:r>
+        <w:t xml:space="preserve">: 항체의 뇌 전달은 제약업의 대표 난제이며</w:t>
+      </w:r>
+      <w:r>
+        <w:t xml:space="preserve"> </w:t>
+      </w:r>
+      <w:r>
+        <w:rPr>
+          <w:b/>
+          <w:bCs/>
+        </w:rPr>
+        <w:t xml:space="preserve">Roche Brain Shuttle·Denali Transport</w:t>
+      </w:r>
+      <w:r>
+        <w:rPr>
+          <w:b/>
+          <w:bCs/>
+        </w:rPr>
+        <w:t xml:space="preserve"> </w:t>
+      </w:r>
+      <w:r>
+        <w:rPr>
+          <w:b/>
+          <w:bCs/>
+        </w:rPr>
+        <w:t xml:space="preserve">Vehicle</w:t>
+      </w:r>
+      <w:r>
+        <w:t xml:space="preserve"> </w:t>
+      </w:r>
+      <w:r>
+        <w:t xml:space="preserve">등 실제 플랫폼이 존재 → 본 시스템의 문제의식이 산업과 정렬.</w:t>
+      </w:r>
+    </w:p>
+    <w:p>
+      <w:pPr>
+        <w:pStyle w:val="Compact"/>
+        <w:numPr>
+          <w:ilvl w:val="0"/>
+          <w:numId w:val="1016"/>
+        </w:numPr>
+      </w:pPr>
+      <w:r>
+        <w:rPr>
+          <w:b/>
+          <w:bCs/>
+        </w:rPr>
+        <w:t xml:space="preserve">적용 시나리오</w:t>
+      </w:r>
+      <w:r>
+        <w:t xml:space="preserve">: 뇌 표적 항체·펩타이드 신약의</w:t>
+      </w:r>
+      <w:r>
+        <w:t xml:space="preserve"> </w:t>
+      </w:r>
+      <w:r>
+        <w:rPr>
+          <w:b/>
+          <w:bCs/>
+        </w:rPr>
+        <w:t xml:space="preserve">초기 후보 발굴 단계</w:t>
+      </w:r>
+      <w:r>
+        <w:t xml:space="preserve">에서 셔틀·링커 조합을 빠르게</w:t>
+      </w:r>
+      <w:r>
+        <w:t xml:space="preserve"> </w:t>
+      </w:r>
+      <w:r>
+        <w:t xml:space="preserve">선별하는</w:t>
+      </w:r>
+      <w:r>
+        <w:t xml:space="preserve"> </w:t>
+      </w:r>
+      <w:r>
+        <w:rPr>
+          <w:b/>
+          <w:bCs/>
+        </w:rPr>
+        <w:t xml:space="preserve">의사결정 보조 도구</w:t>
+      </w:r>
+      <w:r>
+        <w:t xml:space="preserve">. 실험 데이터가 쌓이면 Tier 3+로 확장(측정 친화도·뇌흡수).</w:t>
+      </w:r>
+    </w:p>
+    <w:p>
+      <w:pPr>
+        <w:pStyle w:val="Compact"/>
+        <w:numPr>
+          <w:ilvl w:val="0"/>
+          <w:numId w:val="1016"/>
+        </w:numPr>
+      </w:pPr>
+      <w:r>
+        <w:rPr>
+          <w:b/>
+          <w:bCs/>
+        </w:rPr>
+        <w:t xml:space="preserve">투명한 과정 기록</w:t>
+      </w:r>
+      <w:r>
+        <w:t xml:space="preserve">으로</w:t>
+      </w:r>
+      <w:r>
+        <w:t xml:space="preserve"> </w:t>
+      </w:r>
+      <w:r>
+        <w:t xml:space="preserve">“왜 이 후보인가”</w:t>
+      </w:r>
+      <w:r>
+        <w:t xml:space="preserve">를 추적·재현할 수 있어 연구 현장 채택성이 높다.</w:t>
+      </w:r>
+    </w:p>
+    <w:p>
+      <w:r>
+        <w:pict>
+          <v:rect style="width:0;height:1.5pt" o:hralign="center" o:hrstd="t" o:hr="t"/>
+        </w:pict>
+      </w:r>
+    </w:p>
+    <w:bookmarkEnd w:id="39"/>
+    <w:bookmarkEnd w:id="40"/>
+    <w:bookmarkStart w:id="41" w:name="연구-윤리-안전성"/>
+    <w:p>
+      <w:pPr>
+        <w:pStyle w:val="Heading2"/>
+      </w:pPr>
+      <w:r>
+        <w:t xml:space="preserve">11. 연구 윤리 &amp; 안전성</w:t>
+      </w:r>
+    </w:p>
+    <w:p>
+      <w:pPr>
+        <w:pStyle w:val="FirstParagraph"/>
+      </w:pPr>
+      <w:r>
+        <w:t xml:space="preserve">공고문 「AI 활용 연구 윤리 가이드라인」 4개 권고에 1:1로 대응한다.</w:t>
       </w:r>
     </w:p>
     <w:tbl>
@@ -4515,6 +4889,293 @@
               <w:pStyle w:val="Compact"/>
             </w:pPr>
             <w:r>
+              <w:t xml:space="preserve">권고</w:t>
+            </w:r>
+          </w:p>
+        </w:tc>
+        <w:tc>
+          <w:tcPr/>
+          <w:p>
+            <w:pPr>
+              <w:pStyle w:val="Compact"/>
+            </w:pPr>
+            <w:r>
+              <w:t xml:space="preserve">본 시스템의 준수</w:t>
+            </w:r>
+          </w:p>
+        </w:tc>
+      </w:tr>
+      <w:tr>
+        <w:tc>
+          <w:tcPr/>
+          <w:p>
+            <w:pPr>
+              <w:pStyle w:val="Compact"/>
+            </w:pPr>
+            <w:r>
+              <w:rPr>
+                <w:b/>
+                <w:bCs/>
+              </w:rPr>
+              <w:t xml:space="preserve">연구 진실성</w:t>
+            </w:r>
+            <w:r>
+              <w:t xml:space="preserve">(표절·위조·변조 금지, 참고문헌 실재)</w:t>
+            </w:r>
+          </w:p>
+        </w:tc>
+        <w:tc>
+          <w:tcPr/>
+          <w:p>
+            <w:pPr>
+              <w:pStyle w:val="Compact"/>
+            </w:pPr>
+            <w:r>
+              <w:t xml:space="preserve">셔틀·평가세트 서열은 모두</w:t>
+            </w:r>
+            <w:r>
+              <w:t xml:space="preserve"> </w:t>
+            </w:r>
+            <w:r>
+              <w:rPr>
+                <w:b/>
+                <w:bCs/>
+              </w:rPr>
+              <w:t xml:space="preserve">문헌 실측</w:t>
+            </w:r>
+            <w:r>
+              <w:t xml:space="preserve">이며</w:t>
+            </w:r>
+            <w:r>
+              <w:t xml:space="preserve"> </w:t>
+            </w:r>
+            <w:r>
+              <w:rPr>
+                <w:b/>
+                <w:bCs/>
+              </w:rPr>
+              <w:t xml:space="preserve">서열 날조 금지</w:t>
+            </w:r>
+            <w:r>
+              <w:t xml:space="preserve">가 원칙. 점수는 실제 모델(deepB3P·ToxinPred3) 출력이지 임의 생성이 아니다. FBGAN 생성 서열은</w:t>
+            </w:r>
+            <w:r>
+              <w:t xml:space="preserve"> </w:t>
+            </w:r>
+            <w:r>
+              <w:rPr>
+                <w:b/>
+                <w:bCs/>
+              </w:rPr>
+              <w:t xml:space="preserve">AI 설계 후보로 명시</w:t>
+            </w:r>
+            <w:r>
+              <w:t xml:space="preserve">(실험 서열로 위장하지 않음).</w:t>
+            </w:r>
+          </w:p>
+        </w:tc>
+      </w:tr>
+      <w:tr>
+        <w:tc>
+          <w:tcPr/>
+          <w:p>
+            <w:pPr>
+              <w:pStyle w:val="Compact"/>
+            </w:pPr>
+            <w:r>
+              <w:rPr>
+                <w:b/>
+                <w:bCs/>
+              </w:rPr>
+              <w:t xml:space="preserve">투명성</w:t>
+            </w:r>
+            <w:r>
+              <w:t xml:space="preserve">(프롬프트·모델명·설정값 기록·공개)</w:t>
+            </w:r>
+          </w:p>
+        </w:tc>
+        <w:tc>
+          <w:tcPr/>
+          <w:p>
+            <w:pPr>
+              <w:pStyle w:val="Compact"/>
+            </w:pPr>
+            <w:r>
+              <w:t xml:space="preserve">브레인 모델(Gemini)·설정을 공개하고 에이전트의</w:t>
+            </w:r>
+            <w:r>
+              <w:t xml:space="preserve"> </w:t>
+            </w:r>
+            <w:r>
+              <w:rPr>
+                <w:b/>
+                <w:bCs/>
+              </w:rPr>
+              <w:t xml:space="preserve">계획·추론·평가·심사 전 과정을 스트리밍·기록</w:t>
+            </w:r>
+            <w:r>
+              <w:t xml:space="preserve">(과정 기록)해 재현·감사 가능.</w:t>
+            </w:r>
+          </w:p>
+        </w:tc>
+      </w:tr>
+      <w:tr>
+        <w:tc>
+          <w:tcPr/>
+          <w:p>
+            <w:pPr>
+              <w:pStyle w:val="Compact"/>
+            </w:pPr>
+            <w:r>
+              <w:rPr>
+                <w:b/>
+                <w:bCs/>
+              </w:rPr>
+              <w:t xml:space="preserve">안전성</w:t>
+            </w:r>
+            <w:r>
+              <w:t xml:space="preserve">(유해물질 등 위험 사전 검토)</w:t>
+            </w:r>
+          </w:p>
+        </w:tc>
+        <w:tc>
+          <w:tcPr/>
+          <w:p>
+            <w:pPr>
+              <w:pStyle w:val="Compact"/>
+            </w:pPr>
+            <w:r>
+              <w:t xml:space="preserve">BBB 전달의</w:t>
+            </w:r>
+            <w:r>
+              <w:t xml:space="preserve"> </w:t>
+            </w:r>
+            <w:r>
+              <w:rPr>
+                <w:b/>
+                <w:bCs/>
+              </w:rPr>
+              <w:t xml:space="preserve">이중용도(dual-use)</w:t>
+            </w:r>
+            <w:r>
+              <w:t xml:space="preserve"> </w:t>
+            </w:r>
+            <w:r>
+              <w:t xml:space="preserve">성격을 인식하고,</w:t>
+            </w:r>
+            <w:r>
+              <w:t xml:space="preserve"> </w:t>
+            </w:r>
+            <w:r>
+              <w:rPr>
+                <w:b/>
+                <w:bCs/>
+              </w:rPr>
+              <w:t xml:space="preserve">독성 스크리닝(ToxinPred3 가드레일, M3에서 2/2 검출)</w:t>
+            </w:r>
+            <w:r>
+              <w:t xml:space="preserve">을 안전판으로 내장해 독성 후보를 자동 탈락. 목적은</w:t>
+            </w:r>
+            <w:r>
+              <w:t xml:space="preserve"> </w:t>
+            </w:r>
+            <w:r>
+              <w:rPr>
+                <w:b/>
+                <w:bCs/>
+              </w:rPr>
+              <w:t xml:space="preserve">치료제 뇌 전달</w:t>
+            </w:r>
+            <w:r>
+              <w:t xml:space="preserve">(유익)이며 유해 화물 설계가 아니다.</w:t>
+            </w:r>
+          </w:p>
+        </w:tc>
+      </w:tr>
+      <w:tr>
+        <w:tc>
+          <w:tcPr/>
+          <w:p>
+            <w:pPr>
+              <w:pStyle w:val="Compact"/>
+            </w:pPr>
+            <w:r>
+              <w:rPr>
+                <w:b/>
+                <w:bCs/>
+              </w:rPr>
+              <w:t xml:space="preserve">최종 책임</w:t>
+            </w:r>
+            <w:r>
+              <w:t xml:space="preserve">(연구자 귀속)</w:t>
+            </w:r>
+          </w:p>
+        </w:tc>
+        <w:tc>
+          <w:tcPr/>
+          <w:p>
+            <w:pPr>
+              <w:pStyle w:val="Compact"/>
+            </w:pPr>
+            <w:r>
+              <w:t xml:space="preserve">in-silico 결과는</w:t>
+            </w:r>
+            <w:r>
+              <w:t xml:space="preserve"> </w:t>
+            </w:r>
+            <w:r>
+              <w:rPr>
+                <w:b/>
+                <w:bCs/>
+              </w:rPr>
+              <w:t xml:space="preserve">실험 검증 전 사전 스크리닝</w:t>
+            </w:r>
+            <w:r>
+              <w:t xml:space="preserve">임을 일관되게 명시(§9 Tier). 과대 주장(임상 효과 단언)을 하지 않으며 최종 판단·책임은 연구자에게 있음을 전제한다.</w:t>
+            </w:r>
+          </w:p>
+        </w:tc>
+      </w:tr>
+    </w:tbl>
+    <w:p>
+      <w:r>
+        <w:pict>
+          <v:rect style="width:0;height:1.5pt" o:hralign="center" o:hrstd="t" o:hr="t"/>
+        </w:pict>
+      </w:r>
+    </w:p>
+    <w:bookmarkEnd w:id="41"/>
+    <w:bookmarkStart w:id="42" w:name="기술-스택-재현성"/>
+    <w:p>
+      <w:pPr>
+        <w:pStyle w:val="Heading2"/>
+      </w:pPr>
+      <w:r>
+        <w:t xml:space="preserve">12. 기술 스택 &amp; 재현성</w:t>
+      </w:r>
+    </w:p>
+    <w:tbl>
+      <w:tblPr>
+        <w:tblStyle w:val="Table"/>
+        <w:tblW w:type="pct" w:w="5000"/>
+        <w:tblLayout w:type="fixed"/>
+        <w:tblLook w:firstRow="1" w:lastRow="0" w:firstColumn="0" w:lastColumn="0" w:noHBand="0" w:noVBand="0" w:val="0020"/>
+      </w:tblPr>
+      <w:tblGrid>
+        <w:gridCol w:w="3960"/>
+        <w:gridCol w:w="3960"/>
+      </w:tblGrid>
+      <w:tr>
+        <w:trPr>
+          <w:tblHeader w:val="on"/>
+        </w:trPr>
+        <w:tc>
+          <w:tcPr/>
+          <w:p>
+            <w:pPr>
+              <w:pStyle w:val="Compact"/>
+            </w:pPr>
+            <w:r>
               <w:t xml:space="preserve">구분</w:t>
             </w:r>
           </w:p>
@@ -4745,14 +5406,14 @@
         </w:pict>
       </w:r>
     </w:p>
-    <w:bookmarkEnd w:id="38"/>
-    <w:bookmarkStart w:id="39" w:name="한계-향후-확장"/>
+    <w:bookmarkEnd w:id="42"/>
+    <w:bookmarkStart w:id="43" w:name="한계-향후-확장"/>
     <w:p>
       <w:pPr>
         <w:pStyle w:val="Heading2"/>
       </w:pPr>
       <w:r>
-        <w:t xml:space="preserve">11. 한계 &amp; 향후 확장</w:t>
+        <w:t xml:space="preserve">13. 한계 &amp; 향후 확장</w:t>
       </w:r>
     </w:p>
     <w:p>
@@ -4934,14 +5595,23 @@
         </w:pict>
       </w:r>
     </w:p>
-    <w:bookmarkEnd w:id="39"/>
-    <w:bookmarkStart w:id="40" w:name="공모전-분야-매핑"/>
+    <w:bookmarkEnd w:id="43"/>
+    <w:bookmarkStart w:id="46" w:name="공모전-분야-예선-평가지표-매핑"/>
     <w:p>
       <w:pPr>
         <w:pStyle w:val="Heading2"/>
       </w:pPr>
       <w:r>
-        <w:t xml:space="preserve">12. 공모전 분야 매핑</w:t>
+        <w:t xml:space="preserve">14. 공모전 분야 &amp; 예선 평가지표 매핑</w:t>
+      </w:r>
+    </w:p>
+    <w:bookmarkStart w:id="44" w:name="예선-평가지표-대응-심사peer가-바로-찾도록"/>
+    <w:p>
+      <w:pPr>
+        <w:pStyle w:val="Heading3"/>
+      </w:pPr>
+      <w:r>
+        <w:t xml:space="preserve">14.1 예선 평가지표 대응 (심사·peer가 바로 찾도록)</w:t>
       </w:r>
     </w:p>
     <w:tbl>
@@ -4967,6 +5637,313 @@
               <w:pStyle w:val="Compact"/>
             </w:pPr>
             <w:r>
+              <w:t xml:space="preserve">예선 평가항목(배점)</w:t>
+            </w:r>
+          </w:p>
+        </w:tc>
+        <w:tc>
+          <w:tcPr/>
+          <w:p>
+            <w:pPr>
+              <w:pStyle w:val="Compact"/>
+            </w:pPr>
+            <w:r>
+              <w:t xml:space="preserve">대응 위치</w:t>
+            </w:r>
+          </w:p>
+        </w:tc>
+        <w:tc>
+          <w:tcPr/>
+          <w:p>
+            <w:pPr>
+              <w:pStyle w:val="Compact"/>
+            </w:pPr>
+            <w:r>
+              <w:t xml:space="preserve">요지</w:t>
+            </w:r>
+          </w:p>
+        </w:tc>
+      </w:tr>
+      <w:tr>
+        <w:tc>
+          <w:tcPr/>
+          <w:p>
+            <w:pPr>
+              <w:pStyle w:val="Compact"/>
+            </w:pPr>
+            <w:r>
+              <w:t xml:space="preserve">필요성과 배경 (20)</w:t>
+            </w:r>
+          </w:p>
+        </w:tc>
+        <w:tc>
+          <w:tcPr/>
+          <w:p>
+            <w:pPr>
+              <w:pStyle w:val="Compact"/>
+            </w:pPr>
+            <w:r>
+              <w:t xml:space="preserve">§2</w:t>
+            </w:r>
+          </w:p>
+        </w:tc>
+        <w:tc>
+          <w:tcPr/>
+          <w:p>
+            <w:pPr>
+              <w:pStyle w:val="Compact"/>
+            </w:pPr>
+            <w:r>
+              <w:t xml:space="preserve">BBB 병목·항체셔틀 해결전략·RMT sweet-spot 등 도메인 지식 반영</w:t>
+            </w:r>
+          </w:p>
+        </w:tc>
+      </w:tr>
+      <w:tr>
+        <w:tc>
+          <w:tcPr/>
+          <w:p>
+            <w:pPr>
+              <w:pStyle w:val="Compact"/>
+            </w:pPr>
+            <w:r>
+              <w:t xml:space="preserve">에이전트 설계 독창성 (20)</w:t>
+            </w:r>
+          </w:p>
+        </w:tc>
+        <w:tc>
+          <w:tcPr/>
+          <w:p>
+            <w:pPr>
+              <w:pStyle w:val="Compact"/>
+            </w:pPr>
+            <w:r>
+              <w:t xml:space="preserve">§4</w:t>
+            </w:r>
+          </w:p>
+        </w:tc>
+        <w:tc>
+          <w:tcPr/>
+          <w:p>
+            <w:pPr>
+              <w:pStyle w:val="Compact"/>
+            </w:pPr>
+            <w:r>
+              <w:t xml:space="preserve">계획→실행→자기종료→심사→재설계, Designer-Critic,</w:t>
+            </w:r>
+            <w:r>
+              <w:t xml:space="preserve"> </w:t>
+            </w:r>
+            <w:r>
+              <w:rPr>
+                <w:b/>
+                <w:bCs/>
+              </w:rPr>
+              <w:t xml:space="preserve">지표 게이밍 간파</w:t>
+            </w:r>
+            <w:r>
+              <w:t xml:space="preserve">, 실패 권고</w:t>
+            </w:r>
+          </w:p>
+        </w:tc>
+      </w:tr>
+      <w:tr>
+        <w:tc>
+          <w:tcPr/>
+          <w:p>
+            <w:pPr>
+              <w:pStyle w:val="Compact"/>
+            </w:pPr>
+            <w:r>
+              <w:t xml:space="preserve">기술적 실현가능성 (20)</w:t>
+            </w:r>
+          </w:p>
+        </w:tc>
+        <w:tc>
+          <w:tcPr/>
+          <w:p>
+            <w:pPr>
+              <w:pStyle w:val="Compact"/>
+            </w:pPr>
+            <w:r>
+              <w:t xml:space="preserve">§5·§12</w:t>
+            </w:r>
+          </w:p>
+        </w:tc>
+        <w:tc>
+          <w:tcPr/>
+          <w:p>
+            <w:pPr>
+              <w:pStyle w:val="Compact"/>
+            </w:pPr>
+            <w:r>
+              <w:t xml:space="preserve">오픈소스 엔진(deepB3P·ToxinPred3·ESMFold·FBGAN)</w:t>
+            </w:r>
+            <w:r>
+              <w:t xml:space="preserve"> </w:t>
+            </w:r>
+            <w:r>
+              <w:rPr>
+                <w:b/>
+                <w:bCs/>
+              </w:rPr>
+              <w:t xml:space="preserve">실동작</w:t>
+            </w:r>
+            <w:r>
+              <w:t xml:space="preserve">, RDKit 부적합 명시</w:t>
+            </w:r>
+          </w:p>
+        </w:tc>
+      </w:tr>
+      <w:tr>
+        <w:tc>
+          <w:tcPr/>
+          <w:p>
+            <w:pPr>
+              <w:pStyle w:val="Compact"/>
+            </w:pPr>
+            <w:r>
+              <w:t xml:space="preserve">에이전트 평가 적절성 (10)</w:t>
+            </w:r>
+          </w:p>
+        </w:tc>
+        <w:tc>
+          <w:tcPr/>
+          <w:p>
+            <w:pPr>
+              <w:pStyle w:val="Compact"/>
+            </w:pPr>
+            <w:r>
+              <w:t xml:space="preserve">§8</w:t>
+            </w:r>
+          </w:p>
+        </w:tc>
+        <w:tc>
+          <w:tcPr/>
+          <w:p>
+            <w:pPr>
+              <w:pStyle w:val="Compact"/>
+            </w:pPr>
+            <w:r>
+              <w:t xml:space="preserve">evaluation set + M1~M5 지표</w:t>
+            </w:r>
+            <w:r>
+              <w:t xml:space="preserve"> </w:t>
+            </w:r>
+            <w:r>
+              <w:rPr>
+                <w:b/>
+                <w:bCs/>
+              </w:rPr>
+              <w:t xml:space="preserve">실측</w:t>
+            </w:r>
+          </w:p>
+        </w:tc>
+      </w:tr>
+      <w:tr>
+        <w:tc>
+          <w:tcPr/>
+          <w:p>
+            <w:pPr>
+              <w:pStyle w:val="Compact"/>
+            </w:pPr>
+            <w:r>
+              <w:t xml:space="preserve">비즈니스·사회적 가치 (20)</w:t>
+            </w:r>
+          </w:p>
+        </w:tc>
+        <w:tc>
+          <w:tcPr/>
+          <w:p>
+            <w:pPr>
+              <w:pStyle w:val="Compact"/>
+            </w:pPr>
+            <w:r>
+              <w:t xml:space="preserve">§10</w:t>
+            </w:r>
+          </w:p>
+        </w:tc>
+        <w:tc>
+          <w:tcPr/>
+          <w:p>
+            <w:pPr>
+              <w:pStyle w:val="Compact"/>
+            </w:pPr>
+            <w:r>
+              <w:t xml:space="preserve">사전 스크리닝 funnel로 시간·비용·동물실험 절감, 산업 적용성</w:t>
+            </w:r>
+          </w:p>
+        </w:tc>
+      </w:tr>
+      <w:tr>
+        <w:tc>
+          <w:tcPr/>
+          <w:p>
+            <w:pPr>
+              <w:pStyle w:val="Compact"/>
+            </w:pPr>
+            <w:r>
+              <w:t xml:space="preserve">연구 윤리·완성도 (10)</w:t>
+            </w:r>
+          </w:p>
+        </w:tc>
+        <w:tc>
+          <w:tcPr/>
+          <w:p>
+            <w:pPr>
+              <w:pStyle w:val="Compact"/>
+            </w:pPr>
+            <w:r>
+              <w:t xml:space="preserve">§11·§9</w:t>
+            </w:r>
+          </w:p>
+        </w:tc>
+        <w:tc>
+          <w:tcPr/>
+          <w:p>
+            <w:pPr>
+              <w:pStyle w:val="Compact"/>
+            </w:pPr>
+            <w:r>
+              <w:t xml:space="preserve">윤리 4항목 1:1 대응 + 정직한 한계·Tier 로드맵</w:t>
+            </w:r>
+          </w:p>
+        </w:tc>
+      </w:tr>
+    </w:tbl>
+    <w:bookmarkEnd w:id="44"/>
+    <w:bookmarkStart w:id="45" w:name="공모전-분야-매핑"/>
+    <w:p>
+      <w:pPr>
+        <w:pStyle w:val="Heading3"/>
+      </w:pPr>
+      <w:r>
+        <w:t xml:space="preserve">14.2 공모전 분야 매핑</w:t>
+      </w:r>
+    </w:p>
+    <w:tbl>
+      <w:tblPr>
+        <w:tblStyle w:val="Table"/>
+        <w:tblW w:type="pct" w:w="5000"/>
+        <w:tblLayout w:type="fixed"/>
+        <w:tblLook w:firstRow="1" w:lastRow="0" w:firstColumn="0" w:lastColumn="0" w:noHBand="0" w:noVBand="0" w:val="0020"/>
+      </w:tblPr>
+      <w:tblGrid>
+        <w:gridCol w:w="2640"/>
+        <w:gridCol w:w="2640"/>
+        <w:gridCol w:w="2640"/>
+      </w:tblGrid>
+      <w:tr>
+        <w:trPr>
+          <w:tblHeader w:val="on"/>
+        </w:trPr>
+        <w:tc>
+          <w:tcPr/>
+          <w:p>
+            <w:pPr>
+              <w:pStyle w:val="Compact"/>
+            </w:pPr>
+            <w:r>
               <w:t xml:space="preserve">분야</w:t>
             </w:r>
           </w:p>
@@ -5181,8 +6158,9 @@
         </w:tc>
       </w:tr>
     </w:tbl>
-    <w:bookmarkEnd w:id="40"/>
-    <w:bookmarkEnd w:id="41"/>
+    <w:bookmarkEnd w:id="45"/>
+    <w:bookmarkEnd w:id="46"/>
+    <w:bookmarkEnd w:id="47"/>
     <w:sectPr>
       <w:footnotePr>
         <w:numRestart w:val="eachSect"/>
@@ -5442,6 +6420,9 @@
     <w:abstractNumId w:val="991"/>
   </w:num>
   <w:num w:numId="1015">
+    <w:abstractNumId w:val="991"/>
+  </w:num>
+  <w:num w:numId="1016">
     <w:abstractNumId w:val="991"/>
   </w:num>
 </w:numbering>
